--- a/TheorynCoding/Study Material/Java Overall/Java Overall/Quick Java/oza sir/Merged_Team_Tech_Lead_Unique_Questions n Answers1.docx
+++ b/TheorynCoding/Study Material/Java Overall/Java Overall/Quick Java/oza sir/Merged_Team_Tech_Lead_Unique_Questions n Answers1.docx
@@ -17,8 +17,14 @@
           <w:ilvl w:val="0"/>
           <w:numId w:val="16"/>
         </w:numPr>
-      </w:pPr>
-      <w:r>
+        <w:rPr>
+          <w:highlight w:val="yellow"/>
+        </w:rPr>
+      </w:pPr>
+      <w:r>
+        <w:rPr>
+          <w:highlight w:val="yellow"/>
+        </w:rPr>
         <w:t>Why is Java platform-independent? Explain JDK, JRE, JVM and bytecode.</w:t>
       </w:r>
     </w:p>
@@ -29,17 +35,27 @@
           <w:ilvl w:val="0"/>
           <w:numId w:val="16"/>
         </w:numPr>
-      </w:pPr>
-      <w:r>
+        <w:rPr>
+          <w:highlight w:val="yellow"/>
+        </w:rPr>
+      </w:pPr>
+      <w:r>
+        <w:rPr>
+          <w:highlight w:val="yellow"/>
+        </w:rPr>
         <w:t xml:space="preserve">Explain the complete execution flow from a </w:t>
       </w:r>
       <w:r>
         <w:rPr>
           <w:rStyle w:val="HTMLCode"/>
+          <w:highlight w:val="yellow"/>
         </w:rPr>
         <w:t>.java</w:t>
       </w:r>
       <w:r>
+        <w:rPr>
+          <w:highlight w:val="yellow"/>
+        </w:rPr>
         <w:t xml:space="preserve"> file to program execution.</w:t>
       </w:r>
     </w:p>
@@ -52,7 +68,12 @@
         </w:numPr>
       </w:pPr>
       <w:r>
-        <w:t>What are primitive and reference types? How are they stored and used?</w:t>
+        <w:t>What are primitive an</w:t>
+      </w:r>
+      <w:bookmarkStart w:id="0" w:name="_GoBack"/>
+      <w:bookmarkEnd w:id="0"/>
+      <w:r>
+        <w:t>d reference types? How are they stored and used?</w:t>
       </w:r>
     </w:p>
     <w:p>
@@ -87,11 +108,19 @@
       <w:r>
         <w:t xml:space="preserve"> and </w:t>
       </w:r>
-      <w:r>
-        <w:rPr>
-          <w:rStyle w:val="HTMLCode"/>
-        </w:rPr>
-        <w:t>equals()</w:t>
+      <w:proofErr w:type="gramStart"/>
+      <w:r>
+        <w:rPr>
+          <w:rStyle w:val="HTMLCode"/>
+        </w:rPr>
+        <w:t>equals(</w:t>
+      </w:r>
+      <w:proofErr w:type="gramEnd"/>
+      <w:r>
+        <w:rPr>
+          <w:rStyle w:val="HTMLCode"/>
+        </w:rPr>
+        <w:t>)</w:t>
       </w:r>
       <w:r>
         <w:t>?</w:t>
@@ -135,11 +164,19 @@
       <w:r>
         <w:t xml:space="preserve"> and </w:t>
       </w:r>
-      <w:r>
-        <w:rPr>
-          <w:rStyle w:val="HTMLCode"/>
-        </w:rPr>
-        <w:t>finalize()</w:t>
+      <w:proofErr w:type="gramStart"/>
+      <w:r>
+        <w:rPr>
+          <w:rStyle w:val="HTMLCode"/>
+        </w:rPr>
+        <w:t>finalize(</w:t>
+      </w:r>
+      <w:proofErr w:type="gramEnd"/>
+      <w:r>
+        <w:rPr>
+          <w:rStyle w:val="HTMLCode"/>
+        </w:rPr>
+        <w:t>)</w:t>
       </w:r>
       <w:r>
         <w:t>.</w:t>
@@ -244,7 +281,15 @@
         </w:numPr>
       </w:pPr>
       <w:r>
-        <w:t>Why does Java not support multiple inheritance through classes?</w:t>
+        <w:t xml:space="preserve">Why does Java not support multiple </w:t>
+      </w:r>
+      <w:proofErr w:type="gramStart"/>
+      <w:r>
+        <w:t>inheritance</w:t>
+      </w:r>
+      <w:proofErr w:type="gramEnd"/>
+      <w:r>
+        <w:t xml:space="preserve"> through classes?</w:t>
       </w:r>
     </w:p>
     <w:p>
@@ -262,7 +307,21 @@
         <w:rPr>
           <w:rStyle w:val="HTMLCode"/>
         </w:rPr>
-        <w:t>Parent p = new Child()</w:t>
+        <w:t xml:space="preserve">Parent p = new </w:t>
+      </w:r>
+      <w:proofErr w:type="gramStart"/>
+      <w:r>
+        <w:rPr>
+          <w:rStyle w:val="HTMLCode"/>
+        </w:rPr>
+        <w:t>Child(</w:t>
+      </w:r>
+      <w:proofErr w:type="gramEnd"/>
+      <w:r>
+        <w:rPr>
+          <w:rStyle w:val="HTMLCode"/>
+        </w:rPr>
+        <w:t>)</w:t>
       </w:r>
       <w:r>
         <w:t>?</w:t>
@@ -277,7 +336,23 @@
         </w:numPr>
       </w:pPr>
       <w:r>
-        <w:t>What is the difference between upcasting and downcasting?</w:t>
+        <w:t xml:space="preserve">What is the difference between </w:t>
+      </w:r>
+      <w:proofErr w:type="spellStart"/>
+      <w:r>
+        <w:t>upcasting</w:t>
+      </w:r>
+      <w:proofErr w:type="spellEnd"/>
+      <w:r>
+        <w:t xml:space="preserve"> and </w:t>
+      </w:r>
+      <w:proofErr w:type="spellStart"/>
+      <w:r>
+        <w:t>downcasting</w:t>
+      </w:r>
+      <w:proofErr w:type="spellEnd"/>
+      <w:r>
+        <w:t>?</w:t>
       </w:r>
     </w:p>
     <w:p>
@@ -337,7 +412,31 @@
         </w:numPr>
       </w:pPr>
       <w:r>
-        <w:t>What are enums, varargs, wrapper classes, autoboxing and unboxing?</w:t>
+        <w:t xml:space="preserve">What are </w:t>
+      </w:r>
+      <w:proofErr w:type="spellStart"/>
+      <w:r>
+        <w:t>enums</w:t>
+      </w:r>
+      <w:proofErr w:type="spellEnd"/>
+      <w:r>
+        <w:t xml:space="preserve">, </w:t>
+      </w:r>
+      <w:proofErr w:type="spellStart"/>
+      <w:r>
+        <w:t>varargs</w:t>
+      </w:r>
+      <w:proofErr w:type="spellEnd"/>
+      <w:r>
+        <w:t xml:space="preserve">, wrapper classes, </w:t>
+      </w:r>
+      <w:proofErr w:type="spellStart"/>
+      <w:r>
+        <w:t>autoboxing</w:t>
+      </w:r>
+      <w:proofErr w:type="spellEnd"/>
+      <w:r>
+        <w:t xml:space="preserve"> and unboxing?</w:t>
       </w:r>
     </w:p>
     <w:p>
@@ -390,21 +489,25 @@
       <w:r>
         <w:t xml:space="preserve">, </w:t>
       </w:r>
+      <w:proofErr w:type="spellStart"/>
       <w:r>
         <w:rPr>
           <w:rStyle w:val="HTMLCode"/>
         </w:rPr>
         <w:t>StringBuilder</w:t>
       </w:r>
+      <w:proofErr w:type="spellEnd"/>
       <w:r>
         <w:t xml:space="preserve"> and </w:t>
       </w:r>
+      <w:proofErr w:type="spellStart"/>
       <w:r>
         <w:rPr>
           <w:rStyle w:val="HTMLCode"/>
         </w:rPr>
         <w:t>StringBuffer</w:t>
       </w:r>
+      <w:proofErr w:type="spellEnd"/>
       <w:r>
         <w:t>.</w:t>
       </w:r>
@@ -424,7 +527,21 @@
         <w:rPr>
           <w:rStyle w:val="HTMLCode"/>
         </w:rPr>
-        <w:t>new String("Java")</w:t>
+        <w:t xml:space="preserve">new </w:t>
+      </w:r>
+      <w:proofErr w:type="gramStart"/>
+      <w:r>
+        <w:rPr>
+          <w:rStyle w:val="HTMLCode"/>
+        </w:rPr>
+        <w:t>String(</w:t>
+      </w:r>
+      <w:proofErr w:type="gramEnd"/>
+      <w:r>
+        <w:rPr>
+          <w:rStyle w:val="HTMLCode"/>
+        </w:rPr>
+        <w:t>"Java")</w:t>
       </w:r>
       <w:r>
         <w:t>?</w:t>
@@ -441,11 +558,19 @@
       <w:r>
         <w:t xml:space="preserve">What does </w:t>
       </w:r>
-      <w:r>
-        <w:rPr>
-          <w:rStyle w:val="HTMLCode"/>
-        </w:rPr>
-        <w:t>intern()</w:t>
+      <w:proofErr w:type="gramStart"/>
+      <w:r>
+        <w:rPr>
+          <w:rStyle w:val="HTMLCode"/>
+        </w:rPr>
+        <w:t>intern(</w:t>
+      </w:r>
+      <w:proofErr w:type="gramEnd"/>
+      <w:r>
+        <w:rPr>
+          <w:rStyle w:val="HTMLCode"/>
+        </w:rPr>
+        <w:t>)</w:t>
       </w:r>
       <w:r>
         <w:t xml:space="preserve"> do?</w:t>
@@ -486,20 +611,36 @@
       <w:r>
         <w:t xml:space="preserve">Explain the </w:t>
       </w:r>
-      <w:r>
-        <w:rPr>
-          <w:rStyle w:val="HTMLCode"/>
-        </w:rPr>
-        <w:t>equals()</w:t>
+      <w:proofErr w:type="gramStart"/>
+      <w:r>
+        <w:rPr>
+          <w:rStyle w:val="HTMLCode"/>
+        </w:rPr>
+        <w:t>equals(</w:t>
+      </w:r>
+      <w:proofErr w:type="gramEnd"/>
+      <w:r>
+        <w:rPr>
+          <w:rStyle w:val="HTMLCode"/>
+        </w:rPr>
+        <w:t>)</w:t>
       </w:r>
       <w:r>
         <w:t xml:space="preserve"> and </w:t>
       </w:r>
-      <w:r>
-        <w:rPr>
-          <w:rStyle w:val="HTMLCode"/>
-        </w:rPr>
-        <w:t>hashCode()</w:t>
+      <w:proofErr w:type="spellStart"/>
+      <w:r>
+        <w:rPr>
+          <w:rStyle w:val="HTMLCode"/>
+        </w:rPr>
+        <w:t>hashCode</w:t>
+      </w:r>
+      <w:proofErr w:type="spellEnd"/>
+      <w:r>
+        <w:rPr>
+          <w:rStyle w:val="HTMLCode"/>
+        </w:rPr>
+        <w:t>()</w:t>
       </w:r>
       <w:r>
         <w:t xml:space="preserve"> contracts.</w:t>
@@ -528,12 +669,14 @@
       <w:r>
         <w:t xml:space="preserve">What happens if a mutable object is used as a </w:t>
       </w:r>
+      <w:proofErr w:type="spellStart"/>
       <w:r>
         <w:rPr>
           <w:rStyle w:val="HTMLCode"/>
         </w:rPr>
         <w:t>HashMap</w:t>
       </w:r>
+      <w:proofErr w:type="spellEnd"/>
       <w:r>
         <w:t xml:space="preserve"> key and then modified?</w:t>
       </w:r>
@@ -659,21 +802,25 @@
       <w:r>
         <w:t xml:space="preserve">Compare </w:t>
       </w:r>
+      <w:proofErr w:type="spellStart"/>
       <w:r>
         <w:rPr>
           <w:rStyle w:val="HTMLCode"/>
         </w:rPr>
         <w:t>ArrayList</w:t>
       </w:r>
+      <w:proofErr w:type="spellEnd"/>
       <w:r>
         <w:t xml:space="preserve"> and </w:t>
       </w:r>
+      <w:proofErr w:type="spellStart"/>
       <w:r>
         <w:rPr>
           <w:rStyle w:val="HTMLCode"/>
         </w:rPr>
         <w:t>LinkedList</w:t>
       </w:r>
+      <w:proofErr w:type="spellEnd"/>
       <w:r>
         <w:t>. When would you use each?</w:t>
       </w:r>
@@ -728,39 +875,47 @@
       <w:r>
         <w:t xml:space="preserve">Compare </w:t>
       </w:r>
+      <w:proofErr w:type="spellStart"/>
       <w:r>
         <w:rPr>
           <w:rStyle w:val="HTMLCode"/>
         </w:rPr>
         <w:t>HashMap</w:t>
       </w:r>
+      <w:proofErr w:type="spellEnd"/>
       <w:r>
         <w:t xml:space="preserve">, </w:t>
       </w:r>
+      <w:proofErr w:type="spellStart"/>
       <w:r>
         <w:rPr>
           <w:rStyle w:val="HTMLCode"/>
         </w:rPr>
         <w:t>LinkedHashMap</w:t>
       </w:r>
+      <w:proofErr w:type="spellEnd"/>
       <w:r>
         <w:t xml:space="preserve">, </w:t>
       </w:r>
+      <w:proofErr w:type="spellStart"/>
       <w:r>
         <w:rPr>
           <w:rStyle w:val="HTMLCode"/>
         </w:rPr>
         <w:t>TreeMap</w:t>
       </w:r>
+      <w:proofErr w:type="spellEnd"/>
       <w:r>
         <w:t xml:space="preserve"> and </w:t>
       </w:r>
+      <w:proofErr w:type="spellStart"/>
       <w:r>
         <w:rPr>
           <w:rStyle w:val="HTMLCode"/>
         </w:rPr>
         <w:t>Hashtable</w:t>
       </w:r>
+      <w:proofErr w:type="spellEnd"/>
       <w:r>
         <w:t>.</w:t>
       </w:r>
@@ -776,12 +931,14 @@
       <w:r>
         <w:t xml:space="preserve">How does </w:t>
       </w:r>
+      <w:proofErr w:type="spellStart"/>
       <w:r>
         <w:rPr>
           <w:rStyle w:val="HTMLCode"/>
         </w:rPr>
         <w:t>HashMap</w:t>
       </w:r>
+      <w:proofErr w:type="spellEnd"/>
       <w:r>
         <w:t xml:space="preserve"> work internally?</w:t>
       </w:r>
@@ -809,12 +966,14 @@
       <w:r>
         <w:t xml:space="preserve">How does </w:t>
       </w:r>
+      <w:proofErr w:type="spellStart"/>
       <w:r>
         <w:rPr>
           <w:rStyle w:val="HTMLCode"/>
         </w:rPr>
         <w:t>HashMap</w:t>
       </w:r>
+      <w:proofErr w:type="spellEnd"/>
       <w:r>
         <w:t xml:space="preserve"> resize? Explain capacity and load factor.</w:t>
       </w:r>
@@ -830,20 +989,36 @@
       <w:r>
         <w:t xml:space="preserve">Why must </w:t>
       </w:r>
-      <w:r>
-        <w:rPr>
-          <w:rStyle w:val="HTMLCode"/>
-        </w:rPr>
-        <w:t>equals()</w:t>
+      <w:proofErr w:type="gramStart"/>
+      <w:r>
+        <w:rPr>
+          <w:rStyle w:val="HTMLCode"/>
+        </w:rPr>
+        <w:t>equals(</w:t>
+      </w:r>
+      <w:proofErr w:type="gramEnd"/>
+      <w:r>
+        <w:rPr>
+          <w:rStyle w:val="HTMLCode"/>
+        </w:rPr>
+        <w:t>)</w:t>
       </w:r>
       <w:r>
         <w:t xml:space="preserve"> and </w:t>
       </w:r>
-      <w:r>
-        <w:rPr>
-          <w:rStyle w:val="HTMLCode"/>
-        </w:rPr>
-        <w:t>hashCode()</w:t>
+      <w:proofErr w:type="spellStart"/>
+      <w:r>
+        <w:rPr>
+          <w:rStyle w:val="HTMLCode"/>
+        </w:rPr>
+        <w:t>hashCode</w:t>
+      </w:r>
+      <w:proofErr w:type="spellEnd"/>
+      <w:r>
+        <w:rPr>
+          <w:rStyle w:val="HTMLCode"/>
+        </w:rPr>
+        <w:t>()</w:t>
       </w:r>
       <w:r>
         <w:t xml:space="preserve"> be consistent for hash-based collections?</w:t>
@@ -860,30 +1035,36 @@
       <w:r>
         <w:t xml:space="preserve">How does </w:t>
       </w:r>
+      <w:proofErr w:type="spellStart"/>
       <w:r>
         <w:rPr>
           <w:rStyle w:val="HTMLCode"/>
         </w:rPr>
         <w:t>ConcurrentHashMap</w:t>
       </w:r>
+      <w:proofErr w:type="spellEnd"/>
       <w:r>
         <w:t xml:space="preserve"> differ from </w:t>
       </w:r>
+      <w:proofErr w:type="spellStart"/>
       <w:r>
         <w:rPr>
           <w:rStyle w:val="HTMLCode"/>
         </w:rPr>
         <w:t>HashMap</w:t>
       </w:r>
+      <w:proofErr w:type="spellEnd"/>
       <w:r>
         <w:t xml:space="preserve"> and </w:t>
       </w:r>
+      <w:proofErr w:type="spellStart"/>
       <w:r>
         <w:rPr>
           <w:rStyle w:val="HTMLCode"/>
         </w:rPr>
         <w:t>Hashtable</w:t>
       </w:r>
+      <w:proofErr w:type="spellEnd"/>
       <w:r>
         <w:t>?</w:t>
       </w:r>
@@ -899,12 +1080,14 @@
       <w:r>
         <w:t xml:space="preserve">Why is </w:t>
       </w:r>
+      <w:proofErr w:type="spellStart"/>
       <w:r>
         <w:rPr>
           <w:rStyle w:val="HTMLCode"/>
         </w:rPr>
         <w:t>HashMap</w:t>
       </w:r>
+      <w:proofErr w:type="spellEnd"/>
       <w:r>
         <w:t xml:space="preserve"> not thread-safe? What can happen with concurrent updates?</w:t>
       </w:r>
@@ -960,12 +1143,14 @@
       <w:r>
         <w:t xml:space="preserve"> and </w:t>
       </w:r>
+      <w:proofErr w:type="spellStart"/>
       <w:r>
         <w:rPr>
           <w:rStyle w:val="HTMLCode"/>
         </w:rPr>
         <w:t>ListIterator</w:t>
       </w:r>
+      <w:proofErr w:type="spellEnd"/>
       <w:r>
         <w:t>?</w:t>
       </w:r>
@@ -993,11 +1178,27 @@
       <w:r>
         <w:t xml:space="preserve">What is the difference between </w:t>
       </w:r>
-      <w:r>
-        <w:rPr>
-          <w:rStyle w:val="HTMLCode"/>
-        </w:rPr>
-        <w:t>Iterator.remove()</w:t>
+      <w:proofErr w:type="spellStart"/>
+      <w:proofErr w:type="gramStart"/>
+      <w:r>
+        <w:rPr>
+          <w:rStyle w:val="HTMLCode"/>
+        </w:rPr>
+        <w:t>Iterator.remove</w:t>
+      </w:r>
+      <w:proofErr w:type="spellEnd"/>
+      <w:r>
+        <w:rPr>
+          <w:rStyle w:val="HTMLCode"/>
+        </w:rPr>
+        <w:t>(</w:t>
+      </w:r>
+      <w:proofErr w:type="gramEnd"/>
+      <w:r>
+        <w:rPr>
+          <w:rStyle w:val="HTMLCode"/>
+        </w:rPr>
+        <w:t>)</w:t>
       </w:r>
       <w:r>
         <w:t xml:space="preserve"> and modifying a collection directly during iteration?</w:t>
@@ -1224,7 +1425,15 @@
         </w:numPr>
       </w:pPr>
       <w:r>
-        <w:t>Explain stack memory, heap memory, metaspace and native memory.</w:t>
+        <w:t xml:space="preserve">Explain stack memory, heap memory, </w:t>
+      </w:r>
+      <w:proofErr w:type="spellStart"/>
+      <w:r>
+        <w:t>metaspace</w:t>
+      </w:r>
+      <w:proofErr w:type="spellEnd"/>
+      <w:r>
+        <w:t xml:space="preserve"> and native memory.</w:t>
       </w:r>
     </w:p>
     <w:p>
@@ -1382,11 +1591,19 @@
       <w:r>
         <w:t xml:space="preserve">What is the difference between </w:t>
       </w:r>
-      <w:r>
-        <w:rPr>
-          <w:rStyle w:val="HTMLCode"/>
-        </w:rPr>
-        <w:t>start()</w:t>
+      <w:proofErr w:type="gramStart"/>
+      <w:r>
+        <w:rPr>
+          <w:rStyle w:val="HTMLCode"/>
+        </w:rPr>
+        <w:t>start(</w:t>
+      </w:r>
+      <w:proofErr w:type="gramEnd"/>
+      <w:r>
+        <w:rPr>
+          <w:rStyle w:val="HTMLCode"/>
+        </w:rPr>
+        <w:t>)</w:t>
       </w:r>
       <w:r>
         <w:t xml:space="preserve"> and </w:t>
@@ -1412,11 +1629,19 @@
       <w:r>
         <w:t xml:space="preserve">Compare </w:t>
       </w:r>
-      <w:r>
-        <w:rPr>
-          <w:rStyle w:val="HTMLCode"/>
-        </w:rPr>
-        <w:t>sleep()</w:t>
+      <w:proofErr w:type="gramStart"/>
+      <w:r>
+        <w:rPr>
+          <w:rStyle w:val="HTMLCode"/>
+        </w:rPr>
+        <w:t>sleep(</w:t>
+      </w:r>
+      <w:proofErr w:type="gramEnd"/>
+      <w:r>
+        <w:rPr>
+          <w:rStyle w:val="HTMLCode"/>
+        </w:rPr>
+        <w:t>)</w:t>
       </w:r>
       <w:r>
         <w:t xml:space="preserve">, </w:t>
@@ -1503,7 +1728,15 @@
         </w:numPr>
       </w:pPr>
       <w:r>
-        <w:t>Explain deadlock, livelock and starvation. How would you prevent deadlocks?</w:t>
+        <w:t xml:space="preserve">Explain deadlock, </w:t>
+      </w:r>
+      <w:proofErr w:type="spellStart"/>
+      <w:r>
+        <w:t>livelock</w:t>
+      </w:r>
+      <w:proofErr w:type="spellEnd"/>
+      <w:r>
+        <w:t xml:space="preserve"> and starvation. How would you prevent deadlocks?</w:t>
       </w:r>
     </w:p>
     <w:p>
@@ -1526,12 +1759,14 @@
       <w:r>
         <w:t xml:space="preserve"> and </w:t>
       </w:r>
+      <w:proofErr w:type="spellStart"/>
       <w:r>
         <w:rPr>
           <w:rStyle w:val="HTMLCode"/>
         </w:rPr>
         <w:t>ReentrantLock</w:t>
       </w:r>
+      <w:proofErr w:type="spellEnd"/>
       <w:r>
         <w:t>.</w:t>
       </w:r>
@@ -1571,12 +1806,14 @@
       <w:r>
         <w:t xml:space="preserve">Explain </w:t>
       </w:r>
+      <w:proofErr w:type="spellStart"/>
       <w:r>
         <w:rPr>
           <w:rStyle w:val="HTMLCode"/>
         </w:rPr>
         <w:t>ExecutorService</w:t>
       </w:r>
+      <w:proofErr w:type="spellEnd"/>
       <w:r>
         <w:t>, thread pools and task submission.</w:t>
       </w:r>
@@ -1601,12 +1838,14 @@
       <w:r>
         <w:t xml:space="preserve"> and </w:t>
       </w:r>
+      <w:proofErr w:type="spellStart"/>
       <w:r>
         <w:rPr>
           <w:rStyle w:val="HTMLCode"/>
         </w:rPr>
         <w:t>CompletableFuture</w:t>
       </w:r>
+      <w:proofErr w:type="spellEnd"/>
       <w:r>
         <w:t>.</w:t>
       </w:r>
@@ -1622,12 +1861,14 @@
       <w:r>
         <w:t xml:space="preserve">How does </w:t>
       </w:r>
+      <w:proofErr w:type="spellStart"/>
       <w:r>
         <w:rPr>
           <w:rStyle w:val="HTMLCode"/>
         </w:rPr>
         <w:t>ConcurrentHashMap</w:t>
       </w:r>
+      <w:proofErr w:type="spellEnd"/>
       <w:r>
         <w:t xml:space="preserve"> support concurrent access?</w:t>
       </w:r>
@@ -1747,11 +1988,19 @@
       <w:r>
         <w:t xml:space="preserve">Explain </w:t>
       </w:r>
-      <w:r>
-        <w:rPr>
-          <w:rStyle w:val="HTMLCode"/>
-        </w:rPr>
-        <w:t>filter()</w:t>
+      <w:proofErr w:type="gramStart"/>
+      <w:r>
+        <w:rPr>
+          <w:rStyle w:val="HTMLCode"/>
+        </w:rPr>
+        <w:t>filter(</w:t>
+      </w:r>
+      <w:proofErr w:type="gramEnd"/>
+      <w:r>
+        <w:rPr>
+          <w:rStyle w:val="HTMLCode"/>
+        </w:rPr>
+        <w:t>)</w:t>
       </w:r>
       <w:r>
         <w:t xml:space="preserve">, </w:t>
@@ -1795,20 +2044,36 @@
       <w:r>
         <w:t xml:space="preserve">Compare </w:t>
       </w:r>
-      <w:r>
-        <w:rPr>
-          <w:rStyle w:val="HTMLCode"/>
-        </w:rPr>
-        <w:t>map()</w:t>
+      <w:proofErr w:type="gramStart"/>
+      <w:r>
+        <w:rPr>
+          <w:rStyle w:val="HTMLCode"/>
+        </w:rPr>
+        <w:t>map(</w:t>
+      </w:r>
+      <w:proofErr w:type="gramEnd"/>
+      <w:r>
+        <w:rPr>
+          <w:rStyle w:val="HTMLCode"/>
+        </w:rPr>
+        <w:t>)</w:t>
       </w:r>
       <w:r>
         <w:t xml:space="preserve"> and </w:t>
       </w:r>
-      <w:r>
-        <w:rPr>
-          <w:rStyle w:val="HTMLCode"/>
-        </w:rPr>
-        <w:t>mapToInt()</w:t>
+      <w:proofErr w:type="spellStart"/>
+      <w:r>
+        <w:rPr>
+          <w:rStyle w:val="HTMLCode"/>
+        </w:rPr>
+        <w:t>mapToInt</w:t>
+      </w:r>
+      <w:proofErr w:type="spellEnd"/>
+      <w:r>
+        <w:rPr>
+          <w:rStyle w:val="HTMLCode"/>
+        </w:rPr>
+        <w:t>()</w:t>
       </w:r>
       <w:r>
         <w:t>. What are primitive streams?</w:t>
@@ -1825,11 +2090,19 @@
       <w:r>
         <w:t xml:space="preserve">Explain </w:t>
       </w:r>
-      <w:r>
-        <w:rPr>
-          <w:rStyle w:val="HTMLCode"/>
-        </w:rPr>
-        <w:t>reduce()</w:t>
+      <w:proofErr w:type="gramStart"/>
+      <w:r>
+        <w:rPr>
+          <w:rStyle w:val="HTMLCode"/>
+        </w:rPr>
+        <w:t>reduce(</w:t>
+      </w:r>
+      <w:proofErr w:type="gramEnd"/>
+      <w:r>
+        <w:rPr>
+          <w:rStyle w:val="HTMLCode"/>
+        </w:rPr>
+        <w:t>)</w:t>
       </w:r>
       <w:r>
         <w:t xml:space="preserve"> and </w:t>
@@ -1856,20 +2129,44 @@
         <w:lastRenderedPageBreak/>
         <w:t xml:space="preserve">Compare </w:t>
       </w:r>
-      <w:r>
-        <w:rPr>
-          <w:rStyle w:val="HTMLCode"/>
-        </w:rPr>
-        <w:t>findFirst()</w:t>
+      <w:proofErr w:type="spellStart"/>
+      <w:proofErr w:type="gramStart"/>
+      <w:r>
+        <w:rPr>
+          <w:rStyle w:val="HTMLCode"/>
+        </w:rPr>
+        <w:t>findFirst</w:t>
+      </w:r>
+      <w:proofErr w:type="spellEnd"/>
+      <w:r>
+        <w:rPr>
+          <w:rStyle w:val="HTMLCode"/>
+        </w:rPr>
+        <w:t>(</w:t>
+      </w:r>
+      <w:proofErr w:type="gramEnd"/>
+      <w:r>
+        <w:rPr>
+          <w:rStyle w:val="HTMLCode"/>
+        </w:rPr>
+        <w:t>)</w:t>
       </w:r>
       <w:r>
         <w:t xml:space="preserve"> and </w:t>
       </w:r>
-      <w:r>
-        <w:rPr>
-          <w:rStyle w:val="HTMLCode"/>
-        </w:rPr>
-        <w:t>findAny()</w:t>
+      <w:proofErr w:type="spellStart"/>
+      <w:r>
+        <w:rPr>
+          <w:rStyle w:val="HTMLCode"/>
+        </w:rPr>
+        <w:t>findAny</w:t>
+      </w:r>
+      <w:proofErr w:type="spellEnd"/>
+      <w:r>
+        <w:rPr>
+          <w:rStyle w:val="HTMLCode"/>
+        </w:rPr>
+        <w:t>()</w:t>
       </w:r>
       <w:r>
         <w:t>.</w:t>
@@ -1886,29 +2183,61 @@
       <w:r>
         <w:t xml:space="preserve">Compare </w:t>
       </w:r>
-      <w:r>
-        <w:rPr>
-          <w:rStyle w:val="HTMLCode"/>
-        </w:rPr>
-        <w:t>anyMatch()</w:t>
+      <w:proofErr w:type="spellStart"/>
+      <w:proofErr w:type="gramStart"/>
+      <w:r>
+        <w:rPr>
+          <w:rStyle w:val="HTMLCode"/>
+        </w:rPr>
+        <w:t>anyMatch</w:t>
+      </w:r>
+      <w:proofErr w:type="spellEnd"/>
+      <w:r>
+        <w:rPr>
+          <w:rStyle w:val="HTMLCode"/>
+        </w:rPr>
+        <w:t>(</w:t>
+      </w:r>
+      <w:proofErr w:type="gramEnd"/>
+      <w:r>
+        <w:rPr>
+          <w:rStyle w:val="HTMLCode"/>
+        </w:rPr>
+        <w:t>)</w:t>
       </w:r>
       <w:r>
         <w:t xml:space="preserve">, </w:t>
       </w:r>
-      <w:r>
-        <w:rPr>
-          <w:rStyle w:val="HTMLCode"/>
-        </w:rPr>
-        <w:t>allMatch()</w:t>
+      <w:proofErr w:type="spellStart"/>
+      <w:r>
+        <w:rPr>
+          <w:rStyle w:val="HTMLCode"/>
+        </w:rPr>
+        <w:t>allMatch</w:t>
+      </w:r>
+      <w:proofErr w:type="spellEnd"/>
+      <w:r>
+        <w:rPr>
+          <w:rStyle w:val="HTMLCode"/>
+        </w:rPr>
+        <w:t>()</w:t>
       </w:r>
       <w:r>
         <w:t xml:space="preserve"> and </w:t>
       </w:r>
-      <w:r>
-        <w:rPr>
-          <w:rStyle w:val="HTMLCode"/>
-        </w:rPr>
-        <w:t>noneMatch()</w:t>
+      <w:proofErr w:type="spellStart"/>
+      <w:r>
+        <w:rPr>
+          <w:rStyle w:val="HTMLCode"/>
+        </w:rPr>
+        <w:t>noneMatch</w:t>
+      </w:r>
+      <w:proofErr w:type="spellEnd"/>
+      <w:r>
+        <w:rPr>
+          <w:rStyle w:val="HTMLCode"/>
+        </w:rPr>
+        <w:t>()</w:t>
       </w:r>
       <w:r>
         <w:t>.</w:t>
@@ -1925,20 +2254,36 @@
       <w:r>
         <w:t xml:space="preserve">Explain </w:t>
       </w:r>
-      <w:r>
-        <w:rPr>
-          <w:rStyle w:val="HTMLCode"/>
-        </w:rPr>
-        <w:t>groupingBy()</w:t>
+      <w:proofErr w:type="gramStart"/>
+      <w:r>
+        <w:rPr>
+          <w:rStyle w:val="HTMLCode"/>
+        </w:rPr>
+        <w:t>groupingBy(</w:t>
+      </w:r>
+      <w:proofErr w:type="gramEnd"/>
+      <w:r>
+        <w:rPr>
+          <w:rStyle w:val="HTMLCode"/>
+        </w:rPr>
+        <w:t>)</w:t>
       </w:r>
       <w:r>
         <w:t xml:space="preserve">, </w:t>
       </w:r>
-      <w:r>
-        <w:rPr>
-          <w:rStyle w:val="HTMLCode"/>
-        </w:rPr>
-        <w:t>partitioningBy()</w:t>
+      <w:proofErr w:type="spellStart"/>
+      <w:r>
+        <w:rPr>
+          <w:rStyle w:val="HTMLCode"/>
+        </w:rPr>
+        <w:t>partitioningBy</w:t>
+      </w:r>
+      <w:proofErr w:type="spellEnd"/>
+      <w:r>
+        <w:rPr>
+          <w:rStyle w:val="HTMLCode"/>
+        </w:rPr>
+        <w:t>()</w:t>
       </w:r>
       <w:r>
         <w:t xml:space="preserve">, </w:t>
@@ -2006,11 +2351,19 @@
       <w:r>
         <w:t xml:space="preserve">? Explain </w:t>
       </w:r>
-      <w:r>
-        <w:rPr>
-          <w:rStyle w:val="HTMLCode"/>
-        </w:rPr>
-        <w:t>map()</w:t>
+      <w:proofErr w:type="gramStart"/>
+      <w:r>
+        <w:rPr>
+          <w:rStyle w:val="HTMLCode"/>
+        </w:rPr>
+        <w:t>map(</w:t>
+      </w:r>
+      <w:proofErr w:type="gramEnd"/>
+      <w:r>
+        <w:rPr>
+          <w:rStyle w:val="HTMLCode"/>
+        </w:rPr>
+        <w:t>)</w:t>
       </w:r>
       <w:r>
         <w:t xml:space="preserve">, </w:t>
@@ -2024,20 +2377,36 @@
       <w:r>
         <w:t xml:space="preserve">, </w:t>
       </w:r>
-      <w:r>
-        <w:rPr>
-          <w:rStyle w:val="HTMLCode"/>
-        </w:rPr>
-        <w:t>orElse()</w:t>
+      <w:proofErr w:type="spellStart"/>
+      <w:r>
+        <w:rPr>
+          <w:rStyle w:val="HTMLCode"/>
+        </w:rPr>
+        <w:t>orElse</w:t>
+      </w:r>
+      <w:proofErr w:type="spellEnd"/>
+      <w:r>
+        <w:rPr>
+          <w:rStyle w:val="HTMLCode"/>
+        </w:rPr>
+        <w:t>()</w:t>
       </w:r>
       <w:r>
         <w:t xml:space="preserve"> and </w:t>
       </w:r>
-      <w:r>
-        <w:rPr>
-          <w:rStyle w:val="HTMLCode"/>
-        </w:rPr>
-        <w:t>orElseGet()</w:t>
+      <w:proofErr w:type="spellStart"/>
+      <w:r>
+        <w:rPr>
+          <w:rStyle w:val="HTMLCode"/>
+        </w:rPr>
+        <w:t>orElseGet</w:t>
+      </w:r>
+      <w:proofErr w:type="spellEnd"/>
+      <w:r>
+        <w:rPr>
+          <w:rStyle w:val="HTMLCode"/>
+        </w:rPr>
+        <w:t>()</w:t>
       </w:r>
       <w:r>
         <w:t>.</w:t>
@@ -2064,7 +2433,15 @@
         </w:numPr>
       </w:pPr>
       <w:r>
-        <w:t>What is the Java Date and Time API, and why is it preferable to legacy date classes?</w:t>
+        <w:t xml:space="preserve">What </w:t>
+      </w:r>
+      <w:proofErr w:type="gramStart"/>
+      <w:r>
+        <w:t>is</w:t>
+      </w:r>
+      <w:proofErr w:type="gramEnd"/>
+      <w:r>
+        <w:t xml:space="preserve"> the Java Date and Time API, and why is it preferable to legacy date classes?</w:t>
       </w:r>
     </w:p>
     <w:p>
@@ -2078,12 +2455,14 @@
       <w:r>
         <w:t xml:space="preserve">What important features were introduced in Java 9–11, including modules, collection factory methods, </w:t>
       </w:r>
+      <w:proofErr w:type="spellStart"/>
       <w:r>
         <w:rPr>
           <w:rStyle w:val="HTMLCode"/>
         </w:rPr>
         <w:t>var</w:t>
       </w:r>
+      <w:proofErr w:type="spellEnd"/>
       <w:r>
         <w:t xml:space="preserve"> and new String APIs?</w:t>
       </w:r>
@@ -2111,12 +2490,14 @@
       <w:r>
         <w:t xml:space="preserve">Explain pattern matching for </w:t>
       </w:r>
+      <w:proofErr w:type="spellStart"/>
       <w:r>
         <w:rPr>
           <w:rStyle w:val="HTMLCode"/>
         </w:rPr>
         <w:t>instanceof</w:t>
       </w:r>
+      <w:proofErr w:type="spellEnd"/>
       <w:r>
         <w:t xml:space="preserve">, </w:t>
       </w:r>
@@ -2183,7 +2564,17 @@
         </w:numPr>
       </w:pPr>
       <w:r>
-        <w:t>Explain IoC and Dependency Injection. How are they related?</w:t>
+        <w:t xml:space="preserve">Explain </w:t>
+      </w:r>
+      <w:proofErr w:type="spellStart"/>
+      <w:proofErr w:type="gramStart"/>
+      <w:r>
+        <w:t>IoC</w:t>
+      </w:r>
+      <w:proofErr w:type="spellEnd"/>
+      <w:proofErr w:type="gramEnd"/>
+      <w:r>
+        <w:t xml:space="preserve"> and Dependency Injection. How are they related?</w:t>
       </w:r>
     </w:p>
     <w:p>
@@ -2208,7 +2599,15 @@
       </w:pPr>
       <w:r>
         <w:lastRenderedPageBreak/>
-        <w:t>What is a Spring bean? How is it created and managed?</w:t>
+        <w:t xml:space="preserve">What is a </w:t>
+      </w:r>
+      <w:proofErr w:type="gramStart"/>
+      <w:r>
+        <w:t>Spring</w:t>
+      </w:r>
+      <w:proofErr w:type="gramEnd"/>
+      <w:r>
+        <w:t xml:space="preserve"> bean? How is it created and managed?</w:t>
       </w:r>
     </w:p>
     <w:p>
@@ -2220,7 +2619,23 @@
         </w:numPr>
       </w:pPr>
       <w:r>
-        <w:t>Explain the Spring bean lifecycle and its initialization/destruction callbacks.</w:t>
+        <w:t xml:space="preserve">Explain the </w:t>
+      </w:r>
+      <w:proofErr w:type="gramStart"/>
+      <w:r>
+        <w:t>Spring</w:t>
+      </w:r>
+      <w:proofErr w:type="gramEnd"/>
+      <w:r>
+        <w:t xml:space="preserve"> bean lifecycle and its initialization/destruction </w:t>
+      </w:r>
+      <w:proofErr w:type="spellStart"/>
+      <w:r>
+        <w:t>callbacks</w:t>
+      </w:r>
+      <w:proofErr w:type="spellEnd"/>
+      <w:r>
+        <w:t>.</w:t>
       </w:r>
     </w:p>
     <w:p>
@@ -2358,8 +2773,16 @@
         <w:rPr>
           <w:rStyle w:val="HTMLCode"/>
         </w:rPr>
-        <w:t>@Autowired</w:t>
-      </w:r>
+        <w:t>@</w:t>
+      </w:r>
+      <w:proofErr w:type="spellStart"/>
+      <w:r>
+        <w:rPr>
+          <w:rStyle w:val="HTMLCode"/>
+        </w:rPr>
+        <w:t>Autowired</w:t>
+      </w:r>
+      <w:proofErr w:type="spellEnd"/>
       <w:r>
         <w:t xml:space="preserve">, </w:t>
       </w:r>
@@ -2415,7 +2838,15 @@
         </w:numPr>
       </w:pPr>
       <w:r>
-        <w:t>What are Spring profiles and externalized configuration?</w:t>
+        <w:t xml:space="preserve">What are </w:t>
+      </w:r>
+      <w:proofErr w:type="gramStart"/>
+      <w:r>
+        <w:t>Spring</w:t>
+      </w:r>
+      <w:proofErr w:type="gramEnd"/>
+      <w:r>
+        <w:t xml:space="preserve"> profiles and externalized configuration?</w:t>
       </w:r>
     </w:p>
     <w:p>
@@ -2427,7 +2858,15 @@
         </w:numPr>
       </w:pPr>
       <w:r>
-        <w:t>What is Spring AOP? Explain aspect, advice, pointcut and join point.</w:t>
+        <w:t xml:space="preserve">What is Spring AOP? Explain aspect, advice, </w:t>
+      </w:r>
+      <w:proofErr w:type="spellStart"/>
+      <w:r>
+        <w:t>pointcut</w:t>
+      </w:r>
+      <w:proofErr w:type="spellEnd"/>
+      <w:r>
+        <w:t xml:space="preserve"> and join point.</w:t>
       </w:r>
     </w:p>
     <w:p>
@@ -2463,8 +2902,16 @@
         <w:rPr>
           <w:rStyle w:val="HTMLCode"/>
         </w:rPr>
-        <w:t>@AfterReturning</w:t>
-      </w:r>
+        <w:t>@</w:t>
+      </w:r>
+      <w:proofErr w:type="spellStart"/>
+      <w:r>
+        <w:rPr>
+          <w:rStyle w:val="HTMLCode"/>
+        </w:rPr>
+        <w:t>AfterReturning</w:t>
+      </w:r>
+      <w:proofErr w:type="spellEnd"/>
       <w:r>
         <w:t xml:space="preserve">, </w:t>
       </w:r>
@@ -2472,8 +2919,16 @@
         <w:rPr>
           <w:rStyle w:val="HTMLCode"/>
         </w:rPr>
-        <w:t>@AfterThrowing</w:t>
-      </w:r>
+        <w:t>@</w:t>
+      </w:r>
+      <w:proofErr w:type="spellStart"/>
+      <w:r>
+        <w:rPr>
+          <w:rStyle w:val="HTMLCode"/>
+        </w:rPr>
+        <w:t>AfterThrowing</w:t>
+      </w:r>
+      <w:proofErr w:type="spellEnd"/>
       <w:r>
         <w:t xml:space="preserve"> and </w:t>
       </w:r>
@@ -2532,7 +2987,15 @@
         </w:numPr>
       </w:pPr>
       <w:r>
-        <w:t>How do you write unit tests for Spring components using mocks?</w:t>
+        <w:t xml:space="preserve">How do you write unit tests for </w:t>
+      </w:r>
+      <w:proofErr w:type="gramStart"/>
+      <w:r>
+        <w:t>Spring</w:t>
+      </w:r>
+      <w:proofErr w:type="gramEnd"/>
+      <w:r>
+        <w:t xml:space="preserve"> components using mocks?</w:t>
       </w:r>
     </w:p>
     <w:p>
@@ -2546,21 +3009,25 @@
       <w:r>
         <w:t xml:space="preserve">How would you diagnose </w:t>
       </w:r>
+      <w:proofErr w:type="spellStart"/>
       <w:r>
         <w:rPr>
           <w:rStyle w:val="HTMLCode"/>
         </w:rPr>
         <w:t>NoSuchBeanDefinitionException</w:t>
       </w:r>
+      <w:proofErr w:type="spellEnd"/>
       <w:r>
         <w:t xml:space="preserve">, </w:t>
       </w:r>
+      <w:proofErr w:type="spellStart"/>
       <w:r>
         <w:rPr>
           <w:rStyle w:val="HTMLCode"/>
         </w:rPr>
         <w:t>NoUniqueBeanDefinitionException</w:t>
       </w:r>
+      <w:proofErr w:type="spellEnd"/>
       <w:r>
         <w:t xml:space="preserve"> and bean-creation failures?</w:t>
       </w:r>
@@ -2609,8 +3076,16 @@
         <w:rPr>
           <w:rStyle w:val="HTMLCode"/>
         </w:rPr>
-        <w:t>@RestController</w:t>
-      </w:r>
+        <w:t>@</w:t>
+      </w:r>
+      <w:proofErr w:type="spellStart"/>
+      <w:r>
+        <w:rPr>
+          <w:rStyle w:val="HTMLCode"/>
+        </w:rPr>
+        <w:t>RestController</w:t>
+      </w:r>
+      <w:proofErr w:type="spellEnd"/>
       <w:r>
         <w:t>.</w:t>
       </w:r>
@@ -2631,8 +3106,16 @@
         <w:rPr>
           <w:rStyle w:val="HTMLCode"/>
         </w:rPr>
-        <w:t>@RequestParam</w:t>
-      </w:r>
+        <w:t>@</w:t>
+      </w:r>
+      <w:proofErr w:type="spellStart"/>
+      <w:r>
+        <w:rPr>
+          <w:rStyle w:val="HTMLCode"/>
+        </w:rPr>
+        <w:t>RequestParam</w:t>
+      </w:r>
+      <w:proofErr w:type="spellEnd"/>
       <w:r>
         <w:t xml:space="preserve">, </w:t>
       </w:r>
@@ -2640,8 +3123,16 @@
         <w:rPr>
           <w:rStyle w:val="HTMLCode"/>
         </w:rPr>
-        <w:t>@PathVariable</w:t>
-      </w:r>
+        <w:t>@</w:t>
+      </w:r>
+      <w:proofErr w:type="spellStart"/>
+      <w:r>
+        <w:rPr>
+          <w:rStyle w:val="HTMLCode"/>
+        </w:rPr>
+        <w:t>PathVariable</w:t>
+      </w:r>
+      <w:proofErr w:type="spellEnd"/>
       <w:r>
         <w:t xml:space="preserve">, </w:t>
       </w:r>
@@ -2649,8 +3140,16 @@
         <w:rPr>
           <w:rStyle w:val="HTMLCode"/>
         </w:rPr>
-        <w:t>@RequestBody</w:t>
-      </w:r>
+        <w:t>@</w:t>
+      </w:r>
+      <w:proofErr w:type="spellStart"/>
+      <w:r>
+        <w:rPr>
+          <w:rStyle w:val="HTMLCode"/>
+        </w:rPr>
+        <w:t>RequestBody</w:t>
+      </w:r>
+      <w:proofErr w:type="spellEnd"/>
       <w:r>
         <w:t xml:space="preserve"> and </w:t>
       </w:r>
@@ -2658,8 +3157,16 @@
         <w:rPr>
           <w:rStyle w:val="HTMLCode"/>
         </w:rPr>
-        <w:t>@ModelAttribute</w:t>
-      </w:r>
+        <w:t>@</w:t>
+      </w:r>
+      <w:proofErr w:type="spellStart"/>
+      <w:r>
+        <w:rPr>
+          <w:rStyle w:val="HTMLCode"/>
+        </w:rPr>
+        <w:t>ModelAttribute</w:t>
+      </w:r>
+      <w:proofErr w:type="spellEnd"/>
       <w:r>
         <w:t>.</w:t>
       </w:r>
@@ -2679,8 +3186,16 @@
         <w:rPr>
           <w:rStyle w:val="HTMLCode"/>
         </w:rPr>
-        <w:t>@GetMapping</w:t>
-      </w:r>
+        <w:t>@</w:t>
+      </w:r>
+      <w:proofErr w:type="spellStart"/>
+      <w:r>
+        <w:rPr>
+          <w:rStyle w:val="HTMLCode"/>
+        </w:rPr>
+        <w:t>GetMapping</w:t>
+      </w:r>
+      <w:proofErr w:type="spellEnd"/>
       <w:r>
         <w:t xml:space="preserve">, </w:t>
       </w:r>
@@ -2688,8 +3203,16 @@
         <w:rPr>
           <w:rStyle w:val="HTMLCode"/>
         </w:rPr>
-        <w:t>@PostMapping</w:t>
-      </w:r>
+        <w:t>@</w:t>
+      </w:r>
+      <w:proofErr w:type="spellStart"/>
+      <w:r>
+        <w:rPr>
+          <w:rStyle w:val="HTMLCode"/>
+        </w:rPr>
+        <w:t>PostMapping</w:t>
+      </w:r>
+      <w:proofErr w:type="spellEnd"/>
       <w:r>
         <w:t xml:space="preserve">, </w:t>
       </w:r>
@@ -2697,8 +3220,16 @@
         <w:rPr>
           <w:rStyle w:val="HTMLCode"/>
         </w:rPr>
-        <w:t>@PutMapping</w:t>
-      </w:r>
+        <w:t>@</w:t>
+      </w:r>
+      <w:proofErr w:type="spellStart"/>
+      <w:r>
+        <w:rPr>
+          <w:rStyle w:val="HTMLCode"/>
+        </w:rPr>
+        <w:t>PutMapping</w:t>
+      </w:r>
+      <w:proofErr w:type="spellEnd"/>
       <w:r>
         <w:t xml:space="preserve">, </w:t>
       </w:r>
@@ -2706,8 +3237,16 @@
         <w:rPr>
           <w:rStyle w:val="HTMLCode"/>
         </w:rPr>
-        <w:t>@PatchMapping</w:t>
-      </w:r>
+        <w:t>@</w:t>
+      </w:r>
+      <w:proofErr w:type="spellStart"/>
+      <w:r>
+        <w:rPr>
+          <w:rStyle w:val="HTMLCode"/>
+        </w:rPr>
+        <w:t>PatchMapping</w:t>
+      </w:r>
+      <w:proofErr w:type="spellEnd"/>
       <w:r>
         <w:t xml:space="preserve"> and </w:t>
       </w:r>
@@ -2715,8 +3254,16 @@
         <w:rPr>
           <w:rStyle w:val="HTMLCode"/>
         </w:rPr>
-        <w:t>@DeleteMapping</w:t>
-      </w:r>
+        <w:t>@</w:t>
+      </w:r>
+      <w:proofErr w:type="spellStart"/>
+      <w:r>
+        <w:rPr>
+          <w:rStyle w:val="HTMLCode"/>
+        </w:rPr>
+        <w:t>DeleteMapping</w:t>
+      </w:r>
+      <w:proofErr w:type="spellEnd"/>
       <w:r>
         <w:t>.</w:t>
       </w:r>
@@ -2742,7 +3289,15 @@
         </w:numPr>
       </w:pPr>
       <w:r>
-        <w:t>What are idempotency and safe HTTP methods? Why are they important?</w:t>
+        <w:t xml:space="preserve">What are </w:t>
+      </w:r>
+      <w:proofErr w:type="spellStart"/>
+      <w:r>
+        <w:t>idempotency</w:t>
+      </w:r>
+      <w:proofErr w:type="spellEnd"/>
+      <w:r>
+        <w:t xml:space="preserve"> and safe HTTP methods? Why are they important?</w:t>
       </w:r>
     </w:p>
     <w:p>
@@ -2772,8 +3327,16 @@
         <w:rPr>
           <w:rStyle w:val="HTMLCode"/>
         </w:rPr>
-        <w:t>@ControllerAdvice</w:t>
-      </w:r>
+        <w:t>@</w:t>
+      </w:r>
+      <w:proofErr w:type="spellStart"/>
+      <w:r>
+        <w:rPr>
+          <w:rStyle w:val="HTMLCode"/>
+        </w:rPr>
+        <w:t>ControllerAdvice</w:t>
+      </w:r>
+      <w:proofErr w:type="spellEnd"/>
       <w:r>
         <w:t xml:space="preserve"> and </w:t>
       </w:r>
@@ -2781,8 +3344,16 @@
         <w:rPr>
           <w:rStyle w:val="HTMLCode"/>
         </w:rPr>
-        <w:t>@ExceptionHandler</w:t>
-      </w:r>
+        <w:t>@</w:t>
+      </w:r>
+      <w:proofErr w:type="spellStart"/>
+      <w:r>
+        <w:rPr>
+          <w:rStyle w:val="HTMLCode"/>
+        </w:rPr>
+        <w:t>ExceptionHandler</w:t>
+      </w:r>
+      <w:proofErr w:type="spellEnd"/>
       <w:r>
         <w:t>?</w:t>
       </w:r>
@@ -2906,8 +3477,16 @@
         <w:rPr>
           <w:rStyle w:val="HTMLCode"/>
         </w:rPr>
-        <w:t>@SpringBootApplication</w:t>
-      </w:r>
+        <w:t>@</w:t>
+      </w:r>
+      <w:proofErr w:type="spellStart"/>
+      <w:r>
+        <w:rPr>
+          <w:rStyle w:val="HTMLCode"/>
+        </w:rPr>
+        <w:t>SpringBootApplication</w:t>
+      </w:r>
+      <w:proofErr w:type="spellEnd"/>
       <w:r>
         <w:t>.</w:t>
       </w:r>
@@ -2947,21 +3526,25 @@
       <w:r>
         <w:t xml:space="preserve">Compare </w:t>
       </w:r>
+      <w:proofErr w:type="spellStart"/>
       <w:r>
         <w:rPr>
           <w:rStyle w:val="HTMLCode"/>
         </w:rPr>
         <w:t>application.properties</w:t>
       </w:r>
+      <w:proofErr w:type="spellEnd"/>
       <w:r>
         <w:t xml:space="preserve"> and </w:t>
       </w:r>
+      <w:proofErr w:type="spellStart"/>
       <w:r>
         <w:rPr>
           <w:rStyle w:val="HTMLCode"/>
         </w:rPr>
         <w:t>application.yml</w:t>
       </w:r>
+      <w:proofErr w:type="spellEnd"/>
       <w:r>
         <w:t>.</w:t>
       </w:r>
@@ -3066,8 +3649,16 @@
         <w:rPr>
           <w:rStyle w:val="HTMLCode"/>
         </w:rPr>
-        <w:t>@SpringBootTest</w:t>
-      </w:r>
+        <w:t>@</w:t>
+      </w:r>
+      <w:proofErr w:type="spellStart"/>
+      <w:r>
+        <w:rPr>
+          <w:rStyle w:val="HTMLCode"/>
+        </w:rPr>
+        <w:t>SpringBootTest</w:t>
+      </w:r>
+      <w:proofErr w:type="spellEnd"/>
       <w:r>
         <w:t xml:space="preserve">, </w:t>
       </w:r>
@@ -3075,8 +3666,16 @@
         <w:rPr>
           <w:rStyle w:val="HTMLCode"/>
         </w:rPr>
-        <w:t>@WebMvcTest</w:t>
-      </w:r>
+        <w:t>@</w:t>
+      </w:r>
+      <w:proofErr w:type="spellStart"/>
+      <w:r>
+        <w:rPr>
+          <w:rStyle w:val="HTMLCode"/>
+        </w:rPr>
+        <w:t>WebMvcTest</w:t>
+      </w:r>
+      <w:proofErr w:type="spellEnd"/>
       <w:r>
         <w:t xml:space="preserve"> and </w:t>
       </w:r>
@@ -3084,8 +3683,16 @@
         <w:rPr>
           <w:rStyle w:val="HTMLCode"/>
         </w:rPr>
-        <w:t>@DataJpaTest</w:t>
-      </w:r>
+        <w:t>@</w:t>
+      </w:r>
+      <w:proofErr w:type="spellStart"/>
+      <w:r>
+        <w:rPr>
+          <w:rStyle w:val="HTMLCode"/>
+        </w:rPr>
+        <w:t>DataJpaTest</w:t>
+      </w:r>
+      <w:proofErr w:type="spellEnd"/>
       <w:r>
         <w:t>.</w:t>
       </w:r>
@@ -3111,7 +3718,15 @@
         </w:numPr>
       </w:pPr>
       <w:r>
-        <w:t>How do you troubleshoot application startup failures, configuration errors and dependency conflicts?</w:t>
+        <w:t xml:space="preserve">How do you troubleshoot application </w:t>
+      </w:r>
+      <w:proofErr w:type="spellStart"/>
+      <w:r>
+        <w:t>startup</w:t>
+      </w:r>
+      <w:proofErr w:type="spellEnd"/>
+      <w:r>
+        <w:t xml:space="preserve"> failures, configuration errors and dependency conflicts?</w:t>
       </w:r>
     </w:p>
     <w:p>
@@ -3157,12 +3772,14 @@
       <w:r>
         <w:t xml:space="preserve">Compare </w:t>
       </w:r>
+      <w:proofErr w:type="spellStart"/>
       <w:r>
         <w:rPr>
           <w:rStyle w:val="HTMLCode"/>
         </w:rPr>
         <w:t>EntityManager</w:t>
       </w:r>
+      <w:proofErr w:type="spellEnd"/>
       <w:r>
         <w:t xml:space="preserve"> and Hibernate </w:t>
       </w:r>
@@ -3220,12 +3837,14 @@
       <w:r>
         <w:t xml:space="preserve">What are owning and inverse sides of a relationship? Explain </w:t>
       </w:r>
+      <w:proofErr w:type="spellStart"/>
       <w:r>
         <w:rPr>
           <w:rStyle w:val="HTMLCode"/>
         </w:rPr>
         <w:t>mappedBy</w:t>
       </w:r>
+      <w:proofErr w:type="spellEnd"/>
       <w:r>
         <w:t>.</w:t>
       </w:r>
@@ -3241,12 +3860,14 @@
       <w:r>
         <w:t xml:space="preserve">Explain cascade operations and </w:t>
       </w:r>
+      <w:proofErr w:type="spellStart"/>
       <w:r>
         <w:rPr>
           <w:rStyle w:val="HTMLCode"/>
         </w:rPr>
         <w:t>orphanRemoval</w:t>
       </w:r>
+      <w:proofErr w:type="spellEnd"/>
       <w:r>
         <w:t>.</w:t>
       </w:r>
@@ -3443,14 +4064,24 @@
         </w:numPr>
       </w:pPr>
       <w:r>
-        <w:t xml:space="preserve">How do services communicate using OpenFeign or </w:t>
-      </w:r>
+        <w:t xml:space="preserve">How do services communicate using </w:t>
+      </w:r>
+      <w:proofErr w:type="spellStart"/>
+      <w:r>
+        <w:t>OpenFeign</w:t>
+      </w:r>
+      <w:proofErr w:type="spellEnd"/>
+      <w:r>
+        <w:t xml:space="preserve"> or </w:t>
+      </w:r>
+      <w:proofErr w:type="spellStart"/>
       <w:r>
         <w:rPr>
           <w:rStyle w:val="HTMLCode"/>
         </w:rPr>
         <w:t>WebClient</w:t>
       </w:r>
+      <w:proofErr w:type="spellEnd"/>
       <w:r>
         <w:t>?</w:t>
       </w:r>
@@ -3812,7 +4443,15 @@
         </w:numPr>
       </w:pPr>
       <w:r>
-        <w:t>Explain normalization and denormalization.</w:t>
+        <w:t xml:space="preserve">Explain normalization and </w:t>
+      </w:r>
+      <w:proofErr w:type="spellStart"/>
+      <w:r>
+        <w:t>denormalization</w:t>
+      </w:r>
+      <w:proofErr w:type="spellEnd"/>
+      <w:r>
+        <w:t>.</w:t>
       </w:r>
     </w:p>
     <w:p>
@@ -3849,7 +4488,15 @@
         </w:numPr>
       </w:pPr>
       <w:r>
-        <w:t>How do you analyze an execution plan and optimize a slow SQL query?</w:t>
+        <w:t xml:space="preserve">How do you </w:t>
+      </w:r>
+      <w:proofErr w:type="spellStart"/>
+      <w:r>
+        <w:t>analyze</w:t>
+      </w:r>
+      <w:proofErr w:type="spellEnd"/>
+      <w:r>
+        <w:t xml:space="preserve"> an execution plan and optimize a slow SQL query?</w:t>
       </w:r>
     </w:p>
     <w:p>
@@ -3956,7 +4603,15 @@
         </w:numPr>
       </w:pPr>
       <w:r>
-        <w:t>Explain the Liskov Substitution Principle. Give an example of a violation.</w:t>
+        <w:t xml:space="preserve">Explain the </w:t>
+      </w:r>
+      <w:proofErr w:type="spellStart"/>
+      <w:r>
+        <w:t>Liskov</w:t>
+      </w:r>
+      <w:proofErr w:type="spellEnd"/>
+      <w:r>
+        <w:t xml:space="preserve"> Substitution Principle. Give an example of a violation.</w:t>
       </w:r>
     </w:p>
     <w:p>
@@ -4109,7 +4764,15 @@
         </w:numPr>
       </w:pPr>
       <w:r>
-        <w:t>How does Spring use Factory, Proxy, Singleton and Template Method concepts?</w:t>
+        <w:t xml:space="preserve">How does </w:t>
+      </w:r>
+      <w:proofErr w:type="gramStart"/>
+      <w:r>
+        <w:t>Spring</w:t>
+      </w:r>
+      <w:proofErr w:type="gramEnd"/>
+      <w:r>
+        <w:t xml:space="preserve"> use Factory, Proxy, Singleton and Template Method concepts?</w:t>
       </w:r>
     </w:p>
     <w:p>
@@ -4393,20 +5056,36 @@
       <w:r>
         <w:t xml:space="preserve">What is the difference between </w:t>
       </w:r>
-      <w:r>
-        <w:rPr>
-          <w:rStyle w:val="HTMLCode"/>
-        </w:rPr>
-        <w:t>save()</w:t>
+      <w:proofErr w:type="gramStart"/>
+      <w:r>
+        <w:rPr>
+          <w:rStyle w:val="HTMLCode"/>
+        </w:rPr>
+        <w:t>save(</w:t>
+      </w:r>
+      <w:proofErr w:type="gramEnd"/>
+      <w:r>
+        <w:rPr>
+          <w:rStyle w:val="HTMLCode"/>
+        </w:rPr>
+        <w:t>)</w:t>
       </w:r>
       <w:r>
         <w:t xml:space="preserve">, </w:t>
       </w:r>
-      <w:r>
-        <w:rPr>
-          <w:rStyle w:val="HTMLCode"/>
-        </w:rPr>
-        <w:t>saveAndFlush()</w:t>
+      <w:proofErr w:type="spellStart"/>
+      <w:r>
+        <w:rPr>
+          <w:rStyle w:val="HTMLCode"/>
+        </w:rPr>
+        <w:t>saveAndFlush</w:t>
+      </w:r>
+      <w:proofErr w:type="spellEnd"/>
+      <w:r>
+        <w:rPr>
+          <w:rStyle w:val="HTMLCode"/>
+        </w:rPr>
+        <w:t>()</w:t>
       </w:r>
       <w:r>
         <w:t xml:space="preserve"> and </w:t>
@@ -4507,7 +5186,15 @@
         </w:numPr>
       </w:pPr>
       <w:r>
-        <w:t>What are JWT access and refresh tokens? How do you validate and expire them safely?</w:t>
+        <w:t xml:space="preserve">What are JWT access and refresh tokens? How do you validate and </w:t>
+      </w:r>
+      <w:proofErr w:type="gramStart"/>
+      <w:r>
+        <w:t>expire</w:t>
+      </w:r>
+      <w:proofErr w:type="gramEnd"/>
+      <w:r>
+        <w:t xml:space="preserve"> them safely?</w:t>
       </w:r>
     </w:p>
     <w:p>
@@ -4575,23 +5262,37 @@
       <w:r>
         <w:t xml:space="preserve">, </w:t>
       </w:r>
+      <w:proofErr w:type="spellStart"/>
       <w:r>
         <w:rPr>
           <w:rStyle w:val="HTMLCode"/>
         </w:rPr>
         <w:t>PreparedStatement</w:t>
       </w:r>
+      <w:proofErr w:type="spellEnd"/>
       <w:r>
         <w:t xml:space="preserve">, </w:t>
       </w:r>
+      <w:proofErr w:type="spellStart"/>
+      <w:proofErr w:type="gramStart"/>
       <w:r>
         <w:rPr>
           <w:rStyle w:val="HTMLCode"/>
         </w:rPr>
         <w:t>ResultSet</w:t>
       </w:r>
-      <w:r>
-        <w:t xml:space="preserve"> and resource cleanup.</w:t>
+      <w:proofErr w:type="spellEnd"/>
+      <w:proofErr w:type="gramEnd"/>
+      <w:r>
+        <w:t xml:space="preserve"> and resource </w:t>
+      </w:r>
+      <w:proofErr w:type="spellStart"/>
+      <w:r>
+        <w:t>cleanup</w:t>
+      </w:r>
+      <w:proofErr w:type="spellEnd"/>
+      <w:r>
+        <w:t>.</w:t>
       </w:r>
     </w:p>
     <w:p>
@@ -4605,12 +5306,14 @@
       <w:r>
         <w:t xml:space="preserve">Why is </w:t>
       </w:r>
+      <w:proofErr w:type="spellStart"/>
       <w:r>
         <w:rPr>
           <w:rStyle w:val="HTMLCode"/>
         </w:rPr>
         <w:t>PreparedStatement</w:t>
       </w:r>
+      <w:proofErr w:type="spellEnd"/>
       <w:r>
         <w:t xml:space="preserve"> preferred over building SQL with string concatenation?</w:t>
       </w:r>
@@ -4626,11 +5329,19 @@
       <w:r>
         <w:t xml:space="preserve">How do JDBC transactions work with </w:t>
       </w:r>
-      <w:r>
-        <w:rPr>
-          <w:rStyle w:val="HTMLCode"/>
-        </w:rPr>
-        <w:t>commit()</w:t>
+      <w:proofErr w:type="gramStart"/>
+      <w:r>
+        <w:rPr>
+          <w:rStyle w:val="HTMLCode"/>
+        </w:rPr>
+        <w:t>commit(</w:t>
+      </w:r>
+      <w:proofErr w:type="gramEnd"/>
+      <w:r>
+        <w:rPr>
+          <w:rStyle w:val="HTMLCode"/>
+        </w:rPr>
+        <w:t>)</w:t>
       </w:r>
       <w:r>
         <w:t xml:space="preserve"> and </w:t>
@@ -4674,7 +5385,23 @@
         </w:numPr>
       </w:pPr>
       <w:r>
-        <w:t>Compare JUnit, Mockito and Spring Boot integration testing.</w:t>
+        <w:t xml:space="preserve">Compare </w:t>
+      </w:r>
+      <w:proofErr w:type="spellStart"/>
+      <w:r>
+        <w:t>JUnit</w:t>
+      </w:r>
+      <w:proofErr w:type="spellEnd"/>
+      <w:r>
+        <w:t xml:space="preserve">, </w:t>
+      </w:r>
+      <w:proofErr w:type="spellStart"/>
+      <w:r>
+        <w:t>Mockito</w:t>
+      </w:r>
+      <w:proofErr w:type="spellEnd"/>
+      <w:r>
+        <w:t xml:space="preserve"> and Spring Boot integration testing.</w:t>
       </w:r>
     </w:p>
     <w:p>
@@ -4698,7 +5425,15 @@
         </w:numPr>
       </w:pPr>
       <w:r>
-        <w:t>How do you test REST endpoints using MockMvc?</w:t>
+        <w:t xml:space="preserve">How do you test REST endpoints using </w:t>
+      </w:r>
+      <w:proofErr w:type="spellStart"/>
+      <w:r>
+        <w:t>MockMvc</w:t>
+      </w:r>
+      <w:proofErr w:type="spellEnd"/>
+      <w:r>
+        <w:t>?</w:t>
       </w:r>
     </w:p>
     <w:p>
@@ -4742,7 +5477,23 @@
         </w:numPr>
       </w:pPr>
       <w:r>
-        <w:t>What is the difference between Git and GitLab/GitHub?</w:t>
+        <w:t xml:space="preserve">What is the difference between Git and </w:t>
+      </w:r>
+      <w:proofErr w:type="spellStart"/>
+      <w:r>
+        <w:t>GitLab</w:t>
+      </w:r>
+      <w:proofErr w:type="spellEnd"/>
+      <w:r>
+        <w:t>/</w:t>
+      </w:r>
+      <w:proofErr w:type="spellStart"/>
+      <w:r>
+        <w:t>GitHub</w:t>
+      </w:r>
+      <w:proofErr w:type="spellEnd"/>
+      <w:r>
+        <w:t>?</w:t>
       </w:r>
     </w:p>
     <w:p>
@@ -4911,7 +5662,15 @@
         </w:numPr>
       </w:pPr>
       <w:r>
-        <w:t>How do you revert a commit that has already been pushed to a shared branch?</w:t>
+        <w:t xml:space="preserve">How do you </w:t>
+      </w:r>
+      <w:proofErr w:type="gramStart"/>
+      <w:r>
+        <w:t>revert</w:t>
+      </w:r>
+      <w:proofErr w:type="gramEnd"/>
+      <w:r>
+        <w:t xml:space="preserve"> a commit that has already been pushed to a shared branch?</w:t>
       </w:r>
     </w:p>
     <w:p>
@@ -4923,7 +5682,15 @@
         </w:numPr>
       </w:pPr>
       <w:r>
-        <w:t>Explain branching strategies such as feature branches, release branches and GitFlow.</w:t>
+        <w:t xml:space="preserve">Explain branching strategies such as feature branches, release branches and </w:t>
+      </w:r>
+      <w:proofErr w:type="spellStart"/>
+      <w:r>
+        <w:t>GitFlow</w:t>
+      </w:r>
+      <w:proofErr w:type="spellEnd"/>
+      <w:r>
+        <w:t>.</w:t>
       </w:r>
     </w:p>
     <w:p>
@@ -5029,12 +5796,14 @@
       <w:r>
         <w:t xml:space="preserve">Explain </w:t>
       </w:r>
+      <w:proofErr w:type="spellStart"/>
       <w:r>
         <w:rPr>
           <w:rStyle w:val="HTMLCode"/>
         </w:rPr>
         <w:t>ps</w:t>
       </w:r>
+      <w:proofErr w:type="spellEnd"/>
       <w:r>
         <w:t xml:space="preserve">, </w:t>
       </w:r>
@@ -5047,12 +5816,14 @@
       <w:r>
         <w:t xml:space="preserve">, </w:t>
       </w:r>
+      <w:proofErr w:type="spellStart"/>
       <w:r>
         <w:rPr>
           <w:rStyle w:val="HTMLCode"/>
         </w:rPr>
         <w:t>htop</w:t>
       </w:r>
+      <w:proofErr w:type="spellEnd"/>
       <w:r>
         <w:t xml:space="preserve">, </w:t>
       </w:r>
@@ -5065,12 +5836,14 @@
       <w:r>
         <w:t xml:space="preserve">, </w:t>
       </w:r>
+      <w:proofErr w:type="spellStart"/>
       <w:r>
         <w:rPr>
           <w:rStyle w:val="HTMLCode"/>
         </w:rPr>
         <w:t>df</w:t>
       </w:r>
+      <w:proofErr w:type="spellEnd"/>
       <w:r>
         <w:t xml:space="preserve"> and </w:t>
       </w:r>
@@ -5095,12 +5868,14 @@
       <w:r>
         <w:t xml:space="preserve">How do you search application logs using </w:t>
       </w:r>
+      <w:proofErr w:type="spellStart"/>
       <w:r>
         <w:rPr>
           <w:rStyle w:val="HTMLCode"/>
         </w:rPr>
         <w:t>grep</w:t>
       </w:r>
+      <w:proofErr w:type="spellEnd"/>
       <w:r>
         <w:t xml:space="preserve">, </w:t>
       </w:r>
@@ -5122,12 +5897,14 @@
       <w:r>
         <w:t xml:space="preserve"> and </w:t>
       </w:r>
+      <w:proofErr w:type="spellStart"/>
       <w:r>
         <w:rPr>
           <w:rStyle w:val="HTMLCode"/>
         </w:rPr>
         <w:t>awk</w:t>
       </w:r>
+      <w:proofErr w:type="spellEnd"/>
       <w:r>
         <w:t>?</w:t>
       </w:r>
@@ -5197,12 +5974,14 @@
       <w:r>
         <w:t xml:space="preserve">, </w:t>
       </w:r>
+      <w:proofErr w:type="spellStart"/>
       <w:r>
         <w:rPr>
           <w:rStyle w:val="HTMLCode"/>
         </w:rPr>
         <w:t>nslookup</w:t>
       </w:r>
+      <w:proofErr w:type="spellEnd"/>
       <w:r>
         <w:t xml:space="preserve"> and </w:t>
       </w:r>
@@ -5227,21 +6006,25 @@
       <w:r>
         <w:t xml:space="preserve">What are file permissions, ownership, </w:t>
       </w:r>
+      <w:proofErr w:type="spellStart"/>
       <w:r>
         <w:rPr>
           <w:rStyle w:val="HTMLCode"/>
         </w:rPr>
         <w:t>chmod</w:t>
       </w:r>
+      <w:proofErr w:type="spellEnd"/>
       <w:r>
         <w:t xml:space="preserve"> and </w:t>
       </w:r>
+      <w:proofErr w:type="spellStart"/>
       <w:r>
         <w:rPr>
           <w:rStyle w:val="HTMLCode"/>
         </w:rPr>
         <w:t>chown</w:t>
       </w:r>
+      <w:proofErr w:type="spellEnd"/>
       <w:r>
         <w:t>?</w:t>
       </w:r>
@@ -5281,12 +6064,14 @@
       <w:r>
         <w:t xml:space="preserve">How do you inspect a Java process using </w:t>
       </w:r>
+      <w:proofErr w:type="spellStart"/>
       <w:r>
         <w:rPr>
           <w:rStyle w:val="HTMLCode"/>
         </w:rPr>
         <w:t>jcmd</w:t>
       </w:r>
+      <w:proofErr w:type="spellEnd"/>
       <w:r>
         <w:t>, thread dumps and heap dumps?</w:t>
       </w:r>
@@ -5345,7 +6130,15 @@
         </w:numPr>
       </w:pPr>
       <w:r>
-        <w:t>How do you build, test and package a Spring Boot application using Maven or Gradle?</w:t>
+        <w:t xml:space="preserve">How do you build, test and package a Spring Boot application using Maven or </w:t>
+      </w:r>
+      <w:proofErr w:type="spellStart"/>
+      <w:r>
+        <w:t>Gradle</w:t>
+      </w:r>
+      <w:proofErr w:type="spellEnd"/>
+      <w:r>
+        <w:t>?</w:t>
       </w:r>
     </w:p>
     <w:p>
@@ -5357,7 +6150,23 @@
         </w:numPr>
       </w:pPr>
       <w:r>
-        <w:t>What is the role of Jenkins, GitLab CI or GitHub Actions?</w:t>
+        <w:t xml:space="preserve">What is the role of Jenkins, </w:t>
+      </w:r>
+      <w:proofErr w:type="spellStart"/>
+      <w:r>
+        <w:t>GitLab</w:t>
+      </w:r>
+      <w:proofErr w:type="spellEnd"/>
+      <w:r>
+        <w:t xml:space="preserve"> CI or </w:t>
+      </w:r>
+      <w:proofErr w:type="spellStart"/>
+      <w:r>
+        <w:t>GitHub</w:t>
+      </w:r>
+      <w:proofErr w:type="spellEnd"/>
+      <w:r>
+        <w:t xml:space="preserve"> Actions?</w:t>
       </w:r>
     </w:p>
     <w:p>
@@ -5393,7 +6202,15 @@
         </w:numPr>
       </w:pPr>
       <w:r>
-        <w:t>What is the difference between an artifact and a Docker image?</w:t>
+        <w:t xml:space="preserve">What is the difference between an </w:t>
+      </w:r>
+      <w:proofErr w:type="spellStart"/>
+      <w:r>
+        <w:t>artifact</w:t>
+      </w:r>
+      <w:proofErr w:type="spellEnd"/>
+      <w:r>
+        <w:t xml:space="preserve"> and a Docker image?</w:t>
       </w:r>
     </w:p>
     <w:p>
@@ -5515,7 +6332,15 @@
         <w:t>ENTRYPOINT</w:t>
       </w:r>
       <w:r>
-        <w:t xml:space="preserve"> in a Dockerfile?</w:t>
+        <w:t xml:space="preserve"> in a </w:t>
+      </w:r>
+      <w:proofErr w:type="spellStart"/>
+      <w:r>
+        <w:t>Dockerfile</w:t>
+      </w:r>
+      <w:proofErr w:type="spellEnd"/>
+      <w:r>
+        <w:t>?</w:t>
       </w:r>
     </w:p>
     <w:p>
@@ -5584,8 +6409,17 @@
         <w:pStyle w:val="Heading1"/>
       </w:pPr>
       <w:r>
-        <w:t xml:space="preserve">20. Kubernetes and </w:t>
-      </w:r>
+        <w:t xml:space="preserve">20. </w:t>
+      </w:r>
+      <w:proofErr w:type="spellStart"/>
+      <w:r>
+        <w:t>Kubernetes</w:t>
+      </w:r>
+      <w:proofErr w:type="spellEnd"/>
+      <w:r>
+        <w:t xml:space="preserve"> and </w:t>
+      </w:r>
+      <w:proofErr w:type="spellStart"/>
       <w:r>
         <w:rPr>
           <w:rStyle w:val="HTMLCode"/>
@@ -5593,6 +6427,7 @@
         </w:rPr>
         <w:t>kubectl</w:t>
       </w:r>
+      <w:proofErr w:type="spellEnd"/>
       <w:r>
         <w:t xml:space="preserve"> — 15 questions</w:t>
       </w:r>
@@ -5606,7 +6441,15 @@
         </w:numPr>
       </w:pPr>
       <w:r>
-        <w:t>What is Kubernetes, and why is it used for Spring Boot microservices?</w:t>
+        <w:t xml:space="preserve">What is </w:t>
+      </w:r>
+      <w:proofErr w:type="spellStart"/>
+      <w:r>
+        <w:t>Kubernetes</w:t>
+      </w:r>
+      <w:proofErr w:type="spellEnd"/>
+      <w:r>
+        <w:t>, and why is it used for Spring Boot microservices?</w:t>
       </w:r>
     </w:p>
     <w:p>
@@ -5618,7 +6461,15 @@
         </w:numPr>
       </w:pPr>
       <w:r>
-        <w:t>Explain Pod, Deployment, ReplicaSet, Service, Namespace and Ingress.</w:t>
+        <w:t xml:space="preserve">Explain Pod, Deployment, </w:t>
+      </w:r>
+      <w:proofErr w:type="spellStart"/>
+      <w:r>
+        <w:t>ReplicaSet</w:t>
+      </w:r>
+      <w:proofErr w:type="spellEnd"/>
+      <w:r>
+        <w:t>, Service, Namespace and Ingress.</w:t>
       </w:r>
     </w:p>
     <w:p>
@@ -5630,7 +6481,31 @@
         </w:numPr>
       </w:pPr>
       <w:r>
-        <w:t>What is the difference between a ClusterIP, NodePort and LoadBalancer Service?</w:t>
+        <w:t xml:space="preserve">What is the difference between a </w:t>
+      </w:r>
+      <w:proofErr w:type="spellStart"/>
+      <w:r>
+        <w:t>ClusterIP</w:t>
+      </w:r>
+      <w:proofErr w:type="spellEnd"/>
+      <w:r>
+        <w:t xml:space="preserve">, </w:t>
+      </w:r>
+      <w:proofErr w:type="spellStart"/>
+      <w:r>
+        <w:t>NodePort</w:t>
+      </w:r>
+      <w:proofErr w:type="spellEnd"/>
+      <w:r>
+        <w:t xml:space="preserve"> and </w:t>
+      </w:r>
+      <w:proofErr w:type="spellStart"/>
+      <w:r>
+        <w:t>LoadBalancer</w:t>
+      </w:r>
+      <w:proofErr w:type="spellEnd"/>
+      <w:r>
+        <w:t xml:space="preserve"> Service?</w:t>
       </w:r>
     </w:p>
     <w:p>
@@ -5642,7 +6517,15 @@
         </w:numPr>
       </w:pPr>
       <w:r>
-        <w:t>What are ConfigMaps and Secrets?</w:t>
+        <w:t xml:space="preserve">What are </w:t>
+      </w:r>
+      <w:proofErr w:type="spellStart"/>
+      <w:r>
+        <w:t>ConfigMaps</w:t>
+      </w:r>
+      <w:proofErr w:type="spellEnd"/>
+      <w:r>
+        <w:t xml:space="preserve"> and Secrets?</w:t>
       </w:r>
     </w:p>
     <w:p>
@@ -5654,7 +6537,23 @@
         </w:numPr>
       </w:pPr>
       <w:r>
-        <w:t>Explain readiness, liveness and startup probes.</w:t>
+        <w:t xml:space="preserve">Explain readiness, </w:t>
+      </w:r>
+      <w:proofErr w:type="spellStart"/>
+      <w:r>
+        <w:t>liveness</w:t>
+      </w:r>
+      <w:proofErr w:type="spellEnd"/>
+      <w:r>
+        <w:t xml:space="preserve"> and </w:t>
+      </w:r>
+      <w:proofErr w:type="spellStart"/>
+      <w:r>
+        <w:t>startup</w:t>
+      </w:r>
+      <w:proofErr w:type="spellEnd"/>
+      <w:r>
+        <w:t xml:space="preserve"> probes.</w:t>
       </w:r>
     </w:p>
     <w:p>
@@ -5668,12 +6567,14 @@
       <w:r>
         <w:t xml:space="preserve">How do you check Pods, Deployments and Services using </w:t>
       </w:r>
+      <w:proofErr w:type="spellStart"/>
       <w:r>
         <w:rPr>
           <w:rStyle w:val="HTMLCode"/>
         </w:rPr>
         <w:t>kubectl</w:t>
       </w:r>
+      <w:proofErr w:type="spellEnd"/>
       <w:r>
         <w:t>?</w:t>
       </w:r>
@@ -5689,12 +6590,14 @@
       <w:r>
         <w:t xml:space="preserve">How do you inspect Pod events and troubleshoot </w:t>
       </w:r>
+      <w:proofErr w:type="spellStart"/>
       <w:r>
         <w:rPr>
           <w:rStyle w:val="HTMLCode"/>
         </w:rPr>
         <w:t>CrashLoopBackOff</w:t>
       </w:r>
+      <w:proofErr w:type="spellEnd"/>
       <w:r>
         <w:t>?</w:t>
       </w:r>
@@ -5710,12 +6613,14 @@
       <w:r>
         <w:t xml:space="preserve">How do you investigate </w:t>
       </w:r>
+      <w:proofErr w:type="spellStart"/>
       <w:r>
         <w:rPr>
           <w:rStyle w:val="HTMLCode"/>
         </w:rPr>
         <w:t>ImagePullBackOff</w:t>
       </w:r>
+      <w:proofErr w:type="spellEnd"/>
       <w:r>
         <w:t>?</w:t>
       </w:r>
@@ -5731,11 +6636,19 @@
       <w:r>
         <w:t xml:space="preserve">How do you view current and previous container logs using </w:t>
       </w:r>
-      <w:r>
-        <w:rPr>
-          <w:rStyle w:val="HTMLCode"/>
-        </w:rPr>
-        <w:t>kubectl logs</w:t>
+      <w:proofErr w:type="spellStart"/>
+      <w:r>
+        <w:rPr>
+          <w:rStyle w:val="HTMLCode"/>
+        </w:rPr>
+        <w:t>kubectl</w:t>
+      </w:r>
+      <w:proofErr w:type="spellEnd"/>
+      <w:r>
+        <w:rPr>
+          <w:rStyle w:val="HTMLCode"/>
+        </w:rPr>
+        <w:t xml:space="preserve"> logs</w:t>
       </w:r>
       <w:r>
         <w:t>?</w:t>
@@ -5752,11 +6665,19 @@
       <w:r>
         <w:t xml:space="preserve">How do you enter a container or run a diagnostic command using </w:t>
       </w:r>
-      <w:r>
-        <w:rPr>
-          <w:rStyle w:val="HTMLCode"/>
-        </w:rPr>
-        <w:t>kubectl exec</w:t>
+      <w:proofErr w:type="spellStart"/>
+      <w:r>
+        <w:rPr>
+          <w:rStyle w:val="HTMLCode"/>
+        </w:rPr>
+        <w:t>kubectl</w:t>
+      </w:r>
+      <w:proofErr w:type="spellEnd"/>
+      <w:r>
+        <w:rPr>
+          <w:rStyle w:val="HTMLCode"/>
+        </w:rPr>
+        <w:t xml:space="preserve"> exec</w:t>
       </w:r>
       <w:r>
         <w:t>?</w:t>
@@ -5773,12 +6694,14 @@
       <w:r>
         <w:t xml:space="preserve">What is </w:t>
       </w:r>
+      <w:proofErr w:type="spellStart"/>
       <w:r>
         <w:rPr>
           <w:rStyle w:val="HTMLCode"/>
         </w:rPr>
         <w:t>OOMKilled</w:t>
       </w:r>
+      <w:proofErr w:type="spellEnd"/>
       <w:r>
         <w:t>, and how do you investigate memory limits and requests?</w:t>
       </w:r>
@@ -5792,7 +6715,15 @@
         </w:numPr>
       </w:pPr>
       <w:r>
-        <w:t>How do CPU/memory requests, limits and Horizontal Pod Autoscaler work?</w:t>
+        <w:t xml:space="preserve">How do CPU/memory requests, limits and Horizontal Pod </w:t>
+      </w:r>
+      <w:proofErr w:type="spellStart"/>
+      <w:r>
+        <w:t>Autoscaler</w:t>
+      </w:r>
+      <w:proofErr w:type="spellEnd"/>
+      <w:r>
+        <w:t xml:space="preserve"> work?</w:t>
       </w:r>
     </w:p>
     <w:p>
@@ -5804,7 +6735,15 @@
         </w:numPr>
       </w:pPr>
       <w:r>
-        <w:t>How do rolling updates and rollback work in Kubernetes?</w:t>
+        <w:t xml:space="preserve">How do rolling updates and rollback work in </w:t>
+      </w:r>
+      <w:proofErr w:type="spellStart"/>
+      <w:r>
+        <w:t>Kubernetes</w:t>
+      </w:r>
+      <w:proofErr w:type="spellEnd"/>
+      <w:r>
+        <w:t>?</w:t>
       </w:r>
     </w:p>
     <w:p>
@@ -5816,7 +6755,15 @@
         </w:numPr>
       </w:pPr>
       <w:r>
-        <w:t>A Pod is Running, but the API returns 503. How would you investigate the Service, endpoints, probes and application?</w:t>
+        <w:t xml:space="preserve">A Pod is </w:t>
+      </w:r>
+      <w:proofErr w:type="gramStart"/>
+      <w:r>
+        <w:t>Running</w:t>
+      </w:r>
+      <w:proofErr w:type="gramEnd"/>
+      <w:r>
+        <w:t>, but the API returns 503. How would you investigate the Service, endpoints, probes and application?</w:t>
       </w:r>
     </w:p>
     <w:p>
@@ -5847,11 +6794,21 @@
           <w:rStyle w:val="HTMLCode"/>
         </w:rPr>
       </w:pPr>
-      <w:r>
-        <w:rPr>
-          <w:rStyle w:val="HTMLCode"/>
-        </w:rPr>
-        <w:t>kubectl get pods -n &lt;namespace&gt;</w:t>
+      <w:proofErr w:type="spellStart"/>
+      <w:proofErr w:type="gramStart"/>
+      <w:r>
+        <w:rPr>
+          <w:rStyle w:val="HTMLCode"/>
+        </w:rPr>
+        <w:t>kubectl</w:t>
+      </w:r>
+      <w:proofErr w:type="spellEnd"/>
+      <w:proofErr w:type="gramEnd"/>
+      <w:r>
+        <w:rPr>
+          <w:rStyle w:val="HTMLCode"/>
+        </w:rPr>
+        <w:t xml:space="preserve"> get pods -n &lt;namespace&gt;</w:t>
       </w:r>
     </w:p>
     <w:p>
@@ -5861,11 +6818,21 @@
           <w:rStyle w:val="HTMLCode"/>
         </w:rPr>
       </w:pPr>
-      <w:r>
-        <w:rPr>
-          <w:rStyle w:val="HTMLCode"/>
-        </w:rPr>
-        <w:t>kubectl describe pod &lt;pod-name&gt; -n &lt;namespace&gt;</w:t>
+      <w:proofErr w:type="spellStart"/>
+      <w:proofErr w:type="gramStart"/>
+      <w:r>
+        <w:rPr>
+          <w:rStyle w:val="HTMLCode"/>
+        </w:rPr>
+        <w:t>kubectl</w:t>
+      </w:r>
+      <w:proofErr w:type="spellEnd"/>
+      <w:proofErr w:type="gramEnd"/>
+      <w:r>
+        <w:rPr>
+          <w:rStyle w:val="HTMLCode"/>
+        </w:rPr>
+        <w:t xml:space="preserve"> describe pod &lt;pod-name&gt; -n &lt;namespace&gt;</w:t>
       </w:r>
     </w:p>
     <w:p>
@@ -5875,11 +6842,21 @@
           <w:rStyle w:val="HTMLCode"/>
         </w:rPr>
       </w:pPr>
-      <w:r>
-        <w:rPr>
-          <w:rStyle w:val="HTMLCode"/>
-        </w:rPr>
-        <w:t>kubectl logs &lt;pod-name&gt; -n &lt;namespace&gt;</w:t>
+      <w:proofErr w:type="spellStart"/>
+      <w:proofErr w:type="gramStart"/>
+      <w:r>
+        <w:rPr>
+          <w:rStyle w:val="HTMLCode"/>
+        </w:rPr>
+        <w:t>kubectl</w:t>
+      </w:r>
+      <w:proofErr w:type="spellEnd"/>
+      <w:proofErr w:type="gramEnd"/>
+      <w:r>
+        <w:rPr>
+          <w:rStyle w:val="HTMLCode"/>
+        </w:rPr>
+        <w:t xml:space="preserve"> logs &lt;pod-name&gt; -n &lt;namespace&gt;</w:t>
       </w:r>
     </w:p>
     <w:p>
@@ -5889,11 +6866,21 @@
           <w:rStyle w:val="HTMLCode"/>
         </w:rPr>
       </w:pPr>
-      <w:r>
-        <w:rPr>
-          <w:rStyle w:val="HTMLCode"/>
-        </w:rPr>
-        <w:t>kubectl logs &lt;pod-name&gt; --previous -n &lt;namespace&gt;</w:t>
+      <w:proofErr w:type="spellStart"/>
+      <w:proofErr w:type="gramStart"/>
+      <w:r>
+        <w:rPr>
+          <w:rStyle w:val="HTMLCode"/>
+        </w:rPr>
+        <w:t>kubectl</w:t>
+      </w:r>
+      <w:proofErr w:type="spellEnd"/>
+      <w:proofErr w:type="gramEnd"/>
+      <w:r>
+        <w:rPr>
+          <w:rStyle w:val="HTMLCode"/>
+        </w:rPr>
+        <w:t xml:space="preserve"> logs &lt;pod-name&gt; --previous -n &lt;namespace&gt;</w:t>
       </w:r>
     </w:p>
     <w:p>
@@ -5903,11 +6890,35 @@
           <w:rStyle w:val="HTMLCode"/>
         </w:rPr>
       </w:pPr>
-      <w:r>
-        <w:rPr>
-          <w:rStyle w:val="HTMLCode"/>
-        </w:rPr>
-        <w:t>kubectl get svc,endpoints -n &lt;namespace&gt;</w:t>
+      <w:proofErr w:type="spellStart"/>
+      <w:proofErr w:type="gramStart"/>
+      <w:r>
+        <w:rPr>
+          <w:rStyle w:val="HTMLCode"/>
+        </w:rPr>
+        <w:t>kubectl</w:t>
+      </w:r>
+      <w:proofErr w:type="spellEnd"/>
+      <w:proofErr w:type="gramEnd"/>
+      <w:r>
+        <w:rPr>
+          <w:rStyle w:val="HTMLCode"/>
+        </w:rPr>
+        <w:t xml:space="preserve"> get </w:t>
+      </w:r>
+      <w:proofErr w:type="spellStart"/>
+      <w:r>
+        <w:rPr>
+          <w:rStyle w:val="HTMLCode"/>
+        </w:rPr>
+        <w:t>svc,endpoints</w:t>
+      </w:r>
+      <w:proofErr w:type="spellEnd"/>
+      <w:r>
+        <w:rPr>
+          <w:rStyle w:val="HTMLCode"/>
+        </w:rPr>
+        <w:t xml:space="preserve"> -n &lt;namespace&gt;</w:t>
       </w:r>
     </w:p>
     <w:p>
@@ -5917,11 +6928,21 @@
           <w:rStyle w:val="HTMLCode"/>
         </w:rPr>
       </w:pPr>
-      <w:r>
-        <w:rPr>
-          <w:rStyle w:val="HTMLCode"/>
-        </w:rPr>
-        <w:t>kubectl top pods -n &lt;namespace&gt;</w:t>
+      <w:proofErr w:type="spellStart"/>
+      <w:proofErr w:type="gramStart"/>
+      <w:r>
+        <w:rPr>
+          <w:rStyle w:val="HTMLCode"/>
+        </w:rPr>
+        <w:t>kubectl</w:t>
+      </w:r>
+      <w:proofErr w:type="spellEnd"/>
+      <w:proofErr w:type="gramEnd"/>
+      <w:r>
+        <w:rPr>
+          <w:rStyle w:val="HTMLCode"/>
+        </w:rPr>
+        <w:t xml:space="preserve"> top pods -n &lt;namespace&gt;</w:t>
       </w:r>
     </w:p>
     <w:p>
@@ -5931,22 +6952,42 @@
           <w:rStyle w:val="HTMLCode"/>
         </w:rPr>
       </w:pPr>
-      <w:r>
-        <w:rPr>
-          <w:rStyle w:val="HTMLCode"/>
-        </w:rPr>
-        <w:t>kubectl rollout status deployment/&lt;name&gt; -n &lt;namespace&gt;</w:t>
+      <w:proofErr w:type="spellStart"/>
+      <w:proofErr w:type="gramStart"/>
+      <w:r>
+        <w:rPr>
+          <w:rStyle w:val="HTMLCode"/>
+        </w:rPr>
+        <w:t>kubectl</w:t>
+      </w:r>
+      <w:proofErr w:type="spellEnd"/>
+      <w:proofErr w:type="gramEnd"/>
+      <w:r>
+        <w:rPr>
+          <w:rStyle w:val="HTMLCode"/>
+        </w:rPr>
+        <w:t xml:space="preserve"> rollout status deployment/&lt;name&gt; -n &lt;namespace&gt;</w:t>
       </w:r>
     </w:p>
     <w:p>
       <w:pPr>
         <w:pStyle w:val="HTMLPreformatted"/>
       </w:pPr>
-      <w:r>
-        <w:rPr>
-          <w:rStyle w:val="HTMLCode"/>
-        </w:rPr>
-        <w:t>kubectl rollout undo deployment/&lt;name&gt; -n &lt;namespace&gt;</w:t>
+      <w:proofErr w:type="spellStart"/>
+      <w:proofErr w:type="gramStart"/>
+      <w:r>
+        <w:rPr>
+          <w:rStyle w:val="HTMLCode"/>
+        </w:rPr>
+        <w:t>kubectl</w:t>
+      </w:r>
+      <w:proofErr w:type="spellEnd"/>
+      <w:proofErr w:type="gramEnd"/>
+      <w:r>
+        <w:rPr>
+          <w:rStyle w:val="HTMLCode"/>
+        </w:rPr>
+        <w:t xml:space="preserve"> rollout undo deployment/&lt;name&gt; -n &lt;namespace&gt;</w:t>
       </w:r>
     </w:p>
     <w:p>
@@ -5954,7 +6995,15 @@
         <w:pStyle w:val="Heading1"/>
       </w:pPr>
       <w:r>
-        <w:t>21. Monitoring, logging and observability — 12 questions</w:t>
+        <w:t xml:space="preserve">21. Monitoring, logging and </w:t>
+      </w:r>
+      <w:proofErr w:type="spellStart"/>
+      <w:r>
+        <w:t>observability</w:t>
+      </w:r>
+      <w:proofErr w:type="spellEnd"/>
+      <w:r>
+        <w:t xml:space="preserve"> — 12 questions</w:t>
       </w:r>
     </w:p>
     <w:p>
@@ -5966,7 +7015,15 @@
         </w:numPr>
       </w:pPr>
       <w:r>
-        <w:t>What is the difference between monitoring, logging and observability?</w:t>
+        <w:t xml:space="preserve">What is the difference between monitoring, logging and </w:t>
+      </w:r>
+      <w:proofErr w:type="spellStart"/>
+      <w:r>
+        <w:t>observability</w:t>
+      </w:r>
+      <w:proofErr w:type="spellEnd"/>
+      <w:r>
+        <w:t>?</w:t>
       </w:r>
     </w:p>
     <w:p>
@@ -5978,7 +7035,15 @@
         </w:numPr>
       </w:pPr>
       <w:r>
-        <w:t>Explain the roles of Prometheus, Grafana, Kibana and the ELK stack.</w:t>
+        <w:t xml:space="preserve">Explain the roles of Prometheus, Grafana, </w:t>
+      </w:r>
+      <w:proofErr w:type="spellStart"/>
+      <w:r>
+        <w:t>Kibana</w:t>
+      </w:r>
+      <w:proofErr w:type="spellEnd"/>
+      <w:r>
+        <w:t xml:space="preserve"> and the ELK stack.</w:t>
       </w:r>
     </w:p>
     <w:p>
@@ -6026,7 +7091,15 @@
         </w:numPr>
       </w:pPr>
       <w:r>
-        <w:t>How do you search for exceptions and failed requests in Kibana?</w:t>
+        <w:t xml:space="preserve">How do you search for exceptions and failed requests in </w:t>
+      </w:r>
+      <w:proofErr w:type="spellStart"/>
+      <w:r>
+        <w:t>Kibana</w:t>
+      </w:r>
+      <w:proofErr w:type="spellEnd"/>
+      <w:r>
+        <w:t>?</w:t>
       </w:r>
     </w:p>
     <w:p>
@@ -6086,7 +7159,15 @@
         </w:numPr>
       </w:pPr>
       <w:r>
-        <w:t>What are Micrometer and Spring Boot Actuator, and how do they help expose application metrics?</w:t>
+        <w:t xml:space="preserve">What are </w:t>
+      </w:r>
+      <w:proofErr w:type="spellStart"/>
+      <w:r>
+        <w:t>Micrometer</w:t>
+      </w:r>
+      <w:proofErr w:type="spellEnd"/>
+      <w:r>
+        <w:t xml:space="preserve"> and Spring Boot Actuator, and how do they help expose application metrics?</w:t>
       </w:r>
     </w:p>
     <w:p>
@@ -6263,9 +7344,11 @@
             <w:pPr>
               <w:pStyle w:val="NormalWeb"/>
             </w:pPr>
+            <w:proofErr w:type="spellStart"/>
             <w:r>
               <w:t>Kibana</w:t>
             </w:r>
+            <w:proofErr w:type="spellEnd"/>
           </w:p>
         </w:tc>
         <w:tc>
@@ -6279,8 +7362,21 @@
               <w:pStyle w:val="NormalWeb"/>
             </w:pPr>
             <w:r>
-              <w:t>Explore and analyze logs stored in Elasticsearch</w:t>
+              <w:t xml:space="preserve">Explore and </w:t>
             </w:r>
+            <w:proofErr w:type="spellStart"/>
+            <w:r>
+              <w:t>analyze</w:t>
+            </w:r>
+            <w:proofErr w:type="spellEnd"/>
+            <w:r>
+              <w:t xml:space="preserve"> logs stored in </w:t>
+            </w:r>
+            <w:proofErr w:type="spellStart"/>
+            <w:r>
+              <w:t>Elasticsearch</w:t>
+            </w:r>
+            <w:proofErr w:type="spellEnd"/>
           </w:p>
         </w:tc>
       </w:tr>
@@ -6313,8 +7409,29 @@
             <w:pPr>
               <w:pStyle w:val="NormalWeb"/>
             </w:pPr>
+            <w:proofErr w:type="spellStart"/>
             <w:r>
-              <w:t>Elasticsearch, Logstash and Kibana logging stack</w:t>
+              <w:t>Elasticsearch</w:t>
+            </w:r>
+            <w:proofErr w:type="spellEnd"/>
+            <w:r>
+              <w:t xml:space="preserve">, </w:t>
+            </w:r>
+            <w:proofErr w:type="spellStart"/>
+            <w:r>
+              <w:t>Logstash</w:t>
+            </w:r>
+            <w:proofErr w:type="spellEnd"/>
+            <w:r>
+              <w:t xml:space="preserve"> and </w:t>
+            </w:r>
+            <w:proofErr w:type="spellStart"/>
+            <w:r>
+              <w:t>Kibana</w:t>
+            </w:r>
+            <w:proofErr w:type="spellEnd"/>
+            <w:r>
+              <w:t xml:space="preserve"> logging stack</w:t>
             </w:r>
           </w:p>
         </w:tc>
@@ -6368,9 +7485,11 @@
             <w:pPr>
               <w:pStyle w:val="NormalWeb"/>
             </w:pPr>
+            <w:proofErr w:type="spellStart"/>
             <w:r>
               <w:t>Micrometer</w:t>
             </w:r>
+            <w:proofErr w:type="spellEnd"/>
           </w:p>
         </w:tc>
         <w:tc>
@@ -6403,9 +7522,11 @@
             <w:pPr>
               <w:pStyle w:val="NormalWeb"/>
             </w:pPr>
+            <w:proofErr w:type="spellStart"/>
             <w:r>
               <w:t>OpenTelemetry</w:t>
             </w:r>
+            <w:proofErr w:type="spellEnd"/>
           </w:p>
         </w:tc>
         <w:tc>
@@ -6516,8 +7637,13 @@
       </w:r>
     </w:p>
     <w:p>
-      <w:r>
-        <w:t>GitHub Wiki Search</w:t>
+      <w:proofErr w:type="spellStart"/>
+      <w:r>
+        <w:t>GitHub</w:t>
+      </w:r>
+      <w:proofErr w:type="spellEnd"/>
+      <w:r>
+        <w:t xml:space="preserve"> Wiki Search</w:t>
       </w:r>
     </w:p>
     <w:p>
@@ -6619,7 +7745,15 @@
         </w:numPr>
       </w:pPr>
       <w:r>
-        <w:t>An API is slow because of a database query. How do you analyze the execution plan, indexes, locks and query timings?</w:t>
+        <w:t xml:space="preserve">An API is slow because of a database query. How do you </w:t>
+      </w:r>
+      <w:proofErr w:type="spellStart"/>
+      <w:r>
+        <w:t>analyze</w:t>
+      </w:r>
+      <w:proofErr w:type="spellEnd"/>
+      <w:r>
+        <w:t xml:space="preserve"> the execution plan, indexes, locks and query timings?</w:t>
       </w:r>
     </w:p>
     <w:p>
@@ -6631,7 +7765,15 @@
         </w:numPr>
       </w:pPr>
       <w:r>
-        <w:t>One microservice is timing out while other services are healthy. How do you trace the failing dependency?</w:t>
+        <w:t xml:space="preserve">One </w:t>
+      </w:r>
+      <w:proofErr w:type="spellStart"/>
+      <w:r>
+        <w:t>microservice</w:t>
+      </w:r>
+      <w:proofErr w:type="spellEnd"/>
+      <w:r>
+        <w:t xml:space="preserve"> is timing out while other services are healthy. How do you trace the failing dependency?</w:t>
       </w:r>
     </w:p>
     <w:p>
@@ -6654,8 +7796,13 @@
           <w:numId w:val="42"/>
         </w:numPr>
       </w:pPr>
-      <w:r>
-        <w:t>Kubernetes Pods are repeatedly restarting. How do you investigate logs, events, probes, resource limits and recent changes?</w:t>
+      <w:proofErr w:type="spellStart"/>
+      <w:r>
+        <w:t>Kubernetes</w:t>
+      </w:r>
+      <w:proofErr w:type="spellEnd"/>
+      <w:r>
+        <w:t xml:space="preserve"> Pods are repeatedly restarting. How do you investigate logs, events, probes, resource limits and recent changes?</w:t>
       </w:r>
     </w:p>
     <w:p>
@@ -7068,15 +8215,22 @@
             <w:r>
               <w:t xml:space="preserve">Git, Linux log commands, CI/CD flow, Docker basics, </w:t>
             </w:r>
+            <w:proofErr w:type="spellStart"/>
             <w:r>
               <w:rPr>
                 <w:rStyle w:val="HTMLCode"/>
               </w:rPr>
               <w:t>kubectl</w:t>
             </w:r>
+            <w:proofErr w:type="spellEnd"/>
             <w:r>
-              <w:t>, Prometheus/Grafana/Kibana</w:t>
+              <w:t>, Prometheus/Grafana/</w:t>
             </w:r>
+            <w:proofErr w:type="spellStart"/>
+            <w:r>
+              <w:t>Kibana</w:t>
+            </w:r>
+            <w:proofErr w:type="spellEnd"/>
           </w:p>
         </w:tc>
       </w:tr>
@@ -7145,16 +8299,21 @@
               <w:pStyle w:val="NormalWeb"/>
             </w:pPr>
             <w:r>
-              <w:t>Advanced Kubernetes administration, complex shell scripting, infrastructure-as-code internals and specialized monitoring-platform configuration</w:t>
+              <w:t xml:space="preserve">Advanced </w:t>
+            </w:r>
+            <w:proofErr w:type="spellStart"/>
+            <w:r>
+              <w:t>Kubernetes</w:t>
+            </w:r>
+            <w:proofErr w:type="spellEnd"/>
+            <w:r>
+              <w:t xml:space="preserve"> administration, complex shell scripting, infrastructure-as-code internals and specialized monitoring-platform configuration</w:t>
             </w:r>
           </w:p>
         </w:tc>
       </w:tr>
     </w:tbl>
-    <w:p>
-      <w:bookmarkStart w:id="0" w:name="_GoBack"/>
-      <w:bookmarkEnd w:id="0"/>
-    </w:p>
+    <w:p/>
     <w:sectPr>
       <w:pgSz w:w="8641" w:h="12962" w:code="1"/>
       <w:pgMar w:top="1077" w:right="864" w:bottom="1077" w:left="864" w:header="709" w:footer="709" w:gutter="0"/>
